--- a/docs/handleiding/word/verwerkingsregister.docx
+++ b/docs/handleiding/word/verwerkingsregister.docx
@@ -21,7 +21,7 @@
         <w:rPr>
           <w:lang w:val="nl"/>
         </w:rPr>
-        <w:t xml:space="preserve">Versie 2.101 · september 2026</w:t>
+        <w:t xml:space="preserve">Versie 2.102 · september 2026</w:t>
       </w:r>
     </w:p>
     <w:p>
@@ -2561,64 +2561,6 @@
               <w:rPr>
                 <w:lang w:val="nl"/>
               </w:rPr>
-              <w:t xml:space="preserve">Google Fonts</w:t>
-            </w:r>
-          </w:p>
-        </w:tc>
-        <w:tc>
-          <w:tcPr/>
-          <w:p>
-            <w:pPr>
-              <w:pStyle w:val="Compact"/>
-            </w:pPr>
-            <w:r>
-              <w:rPr>
-                <w:lang w:val="nl"/>
-              </w:rPr>
-              <w:t xml:space="preserve">Lettertype van portaal en beheer; de browser geeft het IP-adres door</w:t>
-            </w:r>
-          </w:p>
-        </w:tc>
-        <w:tc>
-          <w:tcPr/>
-          <w:p>
-            <w:pPr>
-              <w:pStyle w:val="Compact"/>
-            </w:pPr>
-            <w:r>
-              <w:rPr>
-                <w:lang w:val="nl"/>
-              </w:rPr>
-              <w:t xml:space="preserve">altijd</w:t>
-            </w:r>
-          </w:p>
-        </w:tc>
-        <w:tc>
-          <w:tcPr/>
-          <w:p>
-            <w:pPr>
-              <w:pStyle w:val="Compact"/>
-            </w:pPr>
-            <w:r>
-              <w:rPr>
-                <w:lang w:val="nl"/>
-              </w:rPr>
-              <w:t xml:space="preserve">ja (VS)</w:t>
-            </w:r>
-          </w:p>
-        </w:tc>
-      </w:tr>
-      <w:tr>
-        <w:tc>
-          <w:tcPr/>
-          <w:p>
-            <w:pPr>
-              <w:pStyle w:val="Compact"/>
-            </w:pPr>
-            <w:r>
-              <w:rPr>
-                <w:lang w:val="nl"/>
-              </w:rPr>
               <w:t xml:space="preserve">Website paal13.com (WordPress-plugin)</w:t>
             </w:r>
           </w:p>
@@ -3102,7 +3044,7 @@
               <w:rPr>
                 <w:lang w:val="nl"/>
               </w:rPr>
-              <w:t xml:space="preserve">) en het IP-adres naar Google Fonts.</w:t>
+              <w:t xml:space="preserve">).</w:t>
             </w:r>
           </w:p>
         </w:tc>
@@ -8464,28 +8406,7 @@
               <w:rPr>
                 <w:lang w:val="nl"/>
               </w:rPr>
-              <w:t xml:space="preserve">Nee (behalve het IP-adres naar Google Fonts, zie</w:t>
-            </w:r>
-            <w:r>
-              <w:rPr>
-                <w:lang w:val="nl"/>
-              </w:rPr>
-              <w:t xml:space="preserve"> </w:t>
-            </w:r>
-            <w:hyperlink w:anchor="hosting-en-vaste-verwerkers">
-              <w:r>
-                <w:rPr>
-                  <w:rStyle w:val="Hyperlink"/>
-                  <w:lang w:val="nl"/>
-                </w:rPr>
-                <w:t xml:space="preserve">Hosting en vaste verwerkers</w:t>
-              </w:r>
-            </w:hyperlink>
-            <w:r>
-              <w:rPr>
-                <w:lang w:val="nl"/>
-              </w:rPr>
-              <w:t xml:space="preserve">).</w:t>
+              <w:t xml:space="preserve">Nee.</w:t>
             </w:r>
           </w:p>
         </w:tc>
@@ -11176,6 +11097,36 @@
                 <w:lang w:val="nl"/>
               </w:rPr>
               <w:t xml:space="preserve">); volledige inzage; zelf verwijderen met een verwerkt loondossier; geheim, dagelijks wisselend bezoekerspseudoniem; IBAN gemaskeerd in de mail aan de ledenservice; privacyverklaring bijgewerkt (EasySendSMS, oud-strandwachten).</w:t>
+            </w:r>
+          </w:p>
+        </w:tc>
+      </w:tr>
+      <w:tr>
+        <w:tc>
+          <w:tcPr/>
+          <w:p>
+            <w:pPr>
+              <w:pStyle w:val="Compact"/>
+            </w:pPr>
+            <w:r>
+              <w:rPr>
+                <w:lang w:val="nl"/>
+              </w:rPr>
+              <w:t xml:space="preserve">24 september 2026</w:t>
+            </w:r>
+          </w:p>
+        </w:tc>
+        <w:tc>
+          <w:tcPr/>
+          <w:p>
+            <w:pPr>
+              <w:pStyle w:val="Compact"/>
+            </w:pPr>
+            <w:r>
+              <w:rPr>
+                <w:lang w:val="nl"/>
+              </w:rPr>
+              <w:t xml:space="preserve">Het lettertype (Instrument Sans) staat nu op de eigen server; er gaat geen IP-adres meer naar Google Fonts. Google Fonts uit de lijst met verwerkers gehaald.</w:t>
             </w:r>
           </w:p>
         </w:tc>

--- a/docs/handleiding/word/verwerkingsregister.docx
+++ b/docs/handleiding/word/verwerkingsregister.docx
@@ -5250,19 +5250,19 @@
         <w:rPr>
           <w:lang w:val="nl"/>
         </w:rPr>
-        <w:t xml:space="preserve">wanneer iemand kan werken, verzoeken om minder dagen, correcties van het bestuur</w:t>
-      </w:r>
-      <w:r>
-        <w:rPr>
-          <w:lang w:val="nl"/>
-        </w:rPr>
-        <w:t xml:space="preserve"> </w:t>
-      </w:r>
-      <w:r>
-        <w:rPr>
-          <w:lang w:val="nl"/>
-        </w:rPr>
-        <w:t xml:space="preserve">en de planning met loonkosten.</w:t>
+        <w:t xml:space="preserve">wanneer iemand kan werken, verzoeken om minder dagen, correcties van het bestuur,</w:t>
+      </w:r>
+      <w:r>
+        <w:rPr>
+          <w:lang w:val="nl"/>
+        </w:rPr>
+        <w:t xml:space="preserve"> </w:t>
+      </w:r>
+      <w:r>
+        <w:rPr>
+          <w:lang w:val="nl"/>
+        </w:rPr>
+        <w:t xml:space="preserve">de planning met loonkosten en (na het trainingsweekend) de vastgestelde inzet-afspraak.</w:t>
       </w:r>
     </w:p>
     <w:tbl>
@@ -5333,7 +5333,7 @@
               <w:rPr>
                 <w:lang w:val="nl"/>
               </w:rPr>
-              <w:t xml:space="preserve">Een bezetting van de posten maken en de loonkosten plannen.</w:t>
+              <w:t xml:space="preserve">Een bezetting van de posten maken, de loonkosten plannen en vastleggen wat er per persoon is afgesproken (weken, dagen, betaald of onbetaald, functie) als basis voor contract en loonadministratie.</w:t>
             </w:r>
           </w:p>
         </w:tc>
@@ -5423,7 +5423,7 @@
               <w:rPr>
                 <w:lang w:val="nl"/>
               </w:rPr>
-              <w:t xml:space="preserve">Weken en dagen, vaste vrije dagen met reden, afwezigheid met omschrijving, verzoeken om minder dagen met toelichting, correcties door het bestuur met reden, losse dagen (tabellen</w:t>
+              <w:t xml:space="preserve">Weken en dagen, vaste vrije dagen met reden, afwezigheid met omschrijving, verzoeken om minder dagen met toelichting (en welke dagen iemand wél kan), correcties door het bestuur met reden, losse dagen (tabellen</w:t>
             </w:r>
             <w:r>
               <w:rPr>
@@ -5455,7 +5455,7 @@
               <w:rPr>
                 <w:lang w:val="nl"/>
               </w:rPr>
-              <w:t xml:space="preserve">). Loonplanning: weken, functie, loon, notitie (</w:t>
+              <w:t xml:space="preserve">). Loonplanning: weken, dagen, betaald/onbetaald, functie, loon, notitie (</w:t>
             </w:r>
             <w:r>
               <w:rPr>
@@ -5487,7 +5487,58 @@
               <w:rPr>
                 <w:lang w:val="nl"/>
               </w:rPr>
-              <w:t xml:space="preserve">).</w:t>
+              <w:t xml:space="preserve">,</w:t>
+            </w:r>
+            <w:r>
+              <w:rPr>
+                <w:lang w:val="nl"/>
+              </w:rPr>
+              <w:t xml:space="preserve"> </w:t>
+            </w:r>
+            <w:r>
+              <w:rPr>
+                <w:rStyle w:val="VerbatimChar"/>
+                <w:lang w:val="nl"/>
+              </w:rPr>
+              <w:t xml:space="preserve">loon_scenario_persoon</w:t>
+            </w:r>
+            <w:r>
+              <w:rPr>
+                <w:lang w:val="nl"/>
+              </w:rPr>
+              <w:t xml:space="preserve">). Vastgestelde afspraak: functie, weken, dagen, betaald/onbetaald, wie en wanneer vastgesteld (</w:t>
+            </w:r>
+            <w:r>
+              <w:rPr>
+                <w:rStyle w:val="VerbatimChar"/>
+                <w:lang w:val="nl"/>
+              </w:rPr>
+              <w:t xml:space="preserve">inzet_afspraak</w:t>
+            </w:r>
+            <w:r>
+              <w:rPr>
+                <w:lang w:val="nl"/>
+              </w:rPr>
+              <w:t xml:space="preserve">,</w:t>
+            </w:r>
+            <w:r>
+              <w:rPr>
+                <w:lang w:val="nl"/>
+              </w:rPr>
+              <w:t xml:space="preserve"> </w:t>
+            </w:r>
+            <w:r>
+              <w:rPr>
+                <w:rStyle w:val="VerbatimChar"/>
+                <w:lang w:val="nl"/>
+              </w:rPr>
+              <w:t xml:space="preserve">inzet_afspraak_week</w:t>
+            </w:r>
+            <w:r>
+              <w:rPr>
+                <w:lang w:val="nl"/>
+              </w:rPr>
+              <w:t xml:space="preserve">). De functie wordt voorgesteld uit de Lifeguard-rang in Authentik (zie Authentik).</w:t>
             </w:r>
           </w:p>
         </w:tc>
@@ -5581,7 +5632,7 @@
               <w:rPr>
                 <w:lang w:val="nl"/>
               </w:rPr>
-              <w:t xml:space="preserve">, alleen lezen). Google (Gemini) alleen voor de AI-hulp.</w:t>
+              <w:t xml:space="preserve">, alleen lezen). De sollicitant ziet de eigen afspraak in het portaal zodra die is vastgesteld. Google (Gemini) alleen voor de AI-hulp.</w:t>
             </w:r>
           </w:p>
         </w:tc>
@@ -5725,7 +5776,7 @@
               <w:rPr>
                 <w:lang w:val="nl"/>
               </w:rPr>
-              <w:t xml:space="preserve">, standaard 3). Loonplanning blijft zonder notitie staan en is na anonimiseren niet meer herleidbaar.</w:t>
+              <w:t xml:space="preserve">, standaard 3). Loonplanning en vastgestelde afspraak blijven zonder notitie staan en zijn na anonimiseren niet meer herleidbaar.</w:t>
             </w:r>
           </w:p>
         </w:tc>

--- a/docs/handleiding/word/verwerkingsregister.docx
+++ b/docs/handleiding/word/verwerkingsregister.docx
@@ -4072,6 +4072,51 @@
               <w:rPr>
                 <w:lang w:val="nl"/>
               </w:rPr>
+              <w:t xml:space="preserve">). Per evenement de bevestiging "ik kom / ik kan niet" met reden en bron (portaal, bellijst of bestuur). Van het gesprek op het trainingsweekend: het besluit, een interne notitie en het bericht aan de sollicitant (</w:t>
+            </w:r>
+            <w:r>
+              <w:rPr>
+                <w:rStyle w:val="VerbatimChar"/>
+                <w:lang w:val="nl"/>
+              </w:rPr>
+              <w:t xml:space="preserve">tw_deelname.gesprek_bericht</w:t>
+            </w:r>
+            <w:r>
+              <w:rPr>
+                <w:lang w:val="nl"/>
+              </w:rPr>
+              <w:t xml:space="preserve">, gaat mee in de mail). Wie een bellijst-regel of gesprek open heeft staat maximaal 30 minuten bij de rij (</w:t>
+            </w:r>
+            <w:r>
+              <w:rPr>
+                <w:rStyle w:val="VerbatimChar"/>
+                <w:lang w:val="nl"/>
+              </w:rPr>
+              <w:t xml:space="preserve">bel_door</w:t>
+            </w:r>
+            <w:r>
+              <w:rPr>
+                <w:lang w:val="nl"/>
+              </w:rPr>
+              <w:t xml:space="preserve">,</w:t>
+            </w:r>
+            <w:r>
+              <w:rPr>
+                <w:lang w:val="nl"/>
+              </w:rPr>
+              <w:t xml:space="preserve"> </w:t>
+            </w:r>
+            <w:r>
+              <w:rPr>
+                <w:rStyle w:val="VerbatimChar"/>
+                <w:lang w:val="nl"/>
+              </w:rPr>
+              <w:t xml:space="preserve">gesprek_door</w:t>
+            </w:r>
+            <w:r>
+              <w:rPr>
+                <w:lang w:val="nl"/>
+              </w:rPr>
               <w:t xml:space="preserve">).</w:t>
             </w:r>
           </w:p>
@@ -4102,7 +4147,7 @@
               <w:rPr>
                 <w:lang w:val="nl"/>
               </w:rPr>
-              <w:t xml:space="preserve">Bestuur (module</w:t>
+              <w:t xml:space="preserve">Bestuur (modules</w:t>
             </w:r>
             <w:r>
               <w:rPr>
@@ -4121,6 +4166,31 @@
               <w:rPr>
                 <w:lang w:val="nl"/>
               </w:rPr>
+              <w:t xml:space="preserve"> </w:t>
+            </w:r>
+            <w:r>
+              <w:rPr>
+                <w:lang w:val="nl"/>
+              </w:rPr>
+              <w:t xml:space="preserve">en</w:t>
+            </w:r>
+            <w:r>
+              <w:rPr>
+                <w:lang w:val="nl"/>
+              </w:rPr>
+              <w:t xml:space="preserve"> </w:t>
+            </w:r>
+            <w:r>
+              <w:rPr>
+                <w:rStyle w:val="VerbatimChar"/>
+                <w:lang w:val="nl"/>
+              </w:rPr>
+              <w:t xml:space="preserve">trainingsweekend</w:t>
+            </w:r>
+            <w:r>
+              <w:rPr>
+                <w:lang w:val="nl"/>
+              </w:rPr>
               <w:t xml:space="preserve">, bewerken). Begeleiders (rol</w:t>
             </w:r>
             <w:r>
@@ -4140,7 +4210,7 @@
               <w:rPr>
                 <w:lang w:val="nl"/>
               </w:rPr>
-              <w:t xml:space="preserve">): alleen lezen op de selectiedag, eigen cijfers en observaties geven, geen dossier en geen telefoonnummers. Cloud86.</w:t>
+              <w:t xml:space="preserve">): alleen lezen, inchecken, eigen cijfers en observaties geven, geen dossier en geen telefoonnummers. Op de incheck-tablet ziet iemand na minstens 3 getypte letters hooguit 3 namen met foto — nooit een volledige lijst. Cloud86.</w:t>
             </w:r>
           </w:p>
         </w:tc>
@@ -4230,7 +4300,7 @@
               <w:rPr>
                 <w:lang w:val="nl"/>
               </w:rPr>
-              <w:t xml:space="preserve">Rechten per module; begeleiders kunnen alleen hun eigen observaties verwijderen; incheck-tablet met een eigen code; logboek.</w:t>
+              <w:t xml:space="preserve">Rechten per module; begeleiders kunnen alleen hun eigen observaties verwijderen; incheck-tablet met een eigen code per evenement, snelheidsbegrenzing en een gehashte pincode om af te sluiten; logboek.</w:t>
             </w:r>
           </w:p>
         </w:tc>
@@ -11178,6 +11248,36 @@
                 <w:lang w:val="nl"/>
               </w:rPr>
               <w:t xml:space="preserve">Het lettertype (Instrument Sans) staat nu op de eigen server; er gaat geen IP-adres meer naar Google Fonts. Google Fonts uit de lijst met verwerkers gehaald.</w:t>
+            </w:r>
+          </w:p>
+        </w:tc>
+      </w:tr>
+      <w:tr>
+        <w:tc>
+          <w:tcPr/>
+          <w:p>
+            <w:pPr>
+              <w:pStyle w:val="Compact"/>
+            </w:pPr>
+            <w:r>
+              <w:rPr>
+                <w:lang w:val="nl"/>
+              </w:rPr>
+              <w:t xml:space="preserve">24 september 2026</w:t>
+            </w:r>
+          </w:p>
+        </w:tc>
+        <w:tc>
+          <w:tcPr/>
+          <w:p>
+            <w:pPr>
+              <w:pStyle w:val="Compact"/>
+            </w:pPr>
+            <w:r>
+              <w:rPr>
+                <w:lang w:val="nl"/>
+              </w:rPr>
+              <w:t xml:space="preserve">Selectiedag en trainingsweekend: bevestiging "ik kom / ik kan niet" met reden, het gesprek met het bestuur (besluit, interne notitie, bericht aan de sollicitant), vergrendeling "bezig door" en de incheck-tablet met foto. Alles zit in de inzage en gaat mee bij wissen.</w:t>
             </w:r>
           </w:p>
         </w:tc>

--- a/docs/handleiding/word/verwerkingsregister.docx
+++ b/docs/handleiding/word/verwerkingsregister.docx
@@ -11248,6 +11248,49 @@
                 <w:lang w:val="nl"/>
               </w:rPr>
               <w:t xml:space="preserve">Het lettertype (Instrument Sans) staat nu op de eigen server; er gaat geen IP-adres meer naar Google Fonts. Google Fonts uit de lijst met verwerkers gehaald.</w:t>
+            </w:r>
+          </w:p>
+        </w:tc>
+      </w:tr>
+      <w:tr>
+        <w:tc>
+          <w:tcPr/>
+          <w:p>
+            <w:pPr>
+              <w:pStyle w:val="Compact"/>
+            </w:pPr>
+            <w:r>
+              <w:rPr>
+                <w:lang w:val="nl"/>
+              </w:rPr>
+              <w:t xml:space="preserve">24 september 2026</w:t>
+            </w:r>
+          </w:p>
+        </w:tc>
+        <w:tc>
+          <w:tcPr/>
+          <w:p>
+            <w:pPr>
+              <w:pStyle w:val="Compact"/>
+            </w:pPr>
+            <w:r>
+              <w:rPr>
+                <w:lang w:val="nl"/>
+              </w:rPr>
+              <w:t xml:space="preserve">Beschikbaarheid exporteren naar Excel (per week of per dag, met redenen van afwezigheid): alleen naam, fase en opgave, geen contactgegevens of geboortedatum; elke export in het logboek. Loonplanning: vastzetten na het TW-gesprek (</w:t>
+            </w:r>
+            <w:r>
+              <w:rPr>
+                <w:rStyle w:val="VerbatimChar"/>
+                <w:lang w:val="nl"/>
+              </w:rPr>
+              <w:t xml:space="preserve">loon_vergrendeling</w:t>
+            </w:r>
+            <w:r>
+              <w:rPr>
+                <w:lang w:val="nl"/>
+              </w:rPr>
+              <w:t xml:space="preserve">: wie en wanneer; ontgrendelen met reden in het logboek).</w:t>
             </w:r>
           </w:p>
         </w:tc>

--- a/docs/handleiding/word/verwerkingsregister.docx
+++ b/docs/handleiding/word/verwerkingsregister.docx
@@ -21,7 +21,7 @@
         <w:rPr>
           <w:lang w:val="nl"/>
         </w:rPr>
-        <w:t xml:space="preserve">Versie 2.102 · september 2026</w:t>
+        <w:t xml:space="preserve">Versie 2.125 · september 2026</w:t>
       </w:r>
     </w:p>
     <w:p>
@@ -2960,6 +2960,89 @@
               <w:rPr>
                 <w:lang w:val="nl"/>
               </w:rPr>
+              <w:t xml:space="preserve">Verzoek om in te trekken (2.120)</w:t>
+            </w:r>
+          </w:p>
+        </w:tc>
+        <w:tc>
+          <w:tcPr/>
+          <w:p>
+            <w:pPr>
+              <w:pStyle w:val="Compact"/>
+            </w:pPr>
+            <w:r>
+              <w:rPr>
+                <w:lang w:val="nl"/>
+              </w:rPr>
+              <w:t xml:space="preserve">Vanuit Mijn gegevens: reden (optioneel), of iemand een seintje wil, status en wie besliste (</w:t>
+            </w:r>
+            <w:r>
+              <w:rPr>
+                <w:rStyle w:val="VerbatimChar"/>
+                <w:lang w:val="nl"/>
+              </w:rPr>
+              <w:t xml:space="preserve">intrek_verzoek</w:t>
+            </w:r>
+            <w:r>
+              <w:rPr>
+                <w:lang w:val="nl"/>
+              </w:rPr>
+              <w:t xml:space="preserve">). Er verandert niets vanzelf; het bestuur belt en beslist. Het seintje-vinkje staat niet vooraf aan (toestemming, zie</w:t>
+            </w:r>
+            <w:r>
+              <w:rPr>
+                <w:lang w:val="nl"/>
+              </w:rPr>
+              <w:t xml:space="preserve"> </w:t>
+            </w:r>
+            <w:hyperlink w:anchor="seintje-bij-de-volgende-werving">
+              <w:r>
+                <w:rPr>
+                  <w:rStyle w:val="Hyperlink"/>
+                  <w:lang w:val="nl"/>
+                </w:rPr>
+                <w:t xml:space="preserve">Seintje</w:t>
+              </w:r>
+            </w:hyperlink>
+            <w:r>
+              <w:rPr>
+                <w:lang w:val="nl"/>
+              </w:rPr>
+              <w:t xml:space="preserve">, bron</w:t>
+            </w:r>
+            <w:r>
+              <w:rPr>
+                <w:lang w:val="nl"/>
+              </w:rPr>
+              <w:t xml:space="preserve"> </w:t>
+            </w:r>
+            <w:r>
+              <w:rPr>
+                <w:rStyle w:val="VerbatimChar"/>
+                <w:lang w:val="nl"/>
+              </w:rPr>
+              <w:t xml:space="preserve">intrekken</w:t>
+            </w:r>
+            <w:r>
+              <w:rPr>
+                <w:lang w:val="nl"/>
+              </w:rPr>
+              <w:t xml:space="preserve">). Gaat mee in inzage en wissen.</w:t>
+            </w:r>
+          </w:p>
+        </w:tc>
+      </w:tr>
+      <w:tr>
+        <w:tc>
+          <w:tcPr/>
+          <w:p>
+            <w:pPr>
+              <w:pStyle w:val="Compact"/>
+            </w:pPr>
+            <w:r>
+              <w:rPr>
+                <w:lang w:val="nl"/>
+              </w:rPr>
               <w:t xml:space="preserve">Ontvangers en verwerkers</w:t>
             </w:r>
           </w:p>
@@ -3939,7 +4022,7 @@
               <w:rPr>
                 <w:lang w:val="nl"/>
               </w:rPr>
-              <w:t xml:space="preserve">Sollicitanten die zijn uitgenodigd; beoordelaars (hun naam staat bij hun cijfers en observaties).</w:t>
+              <w:t xml:space="preserve">Sollicitanten die zijn uitgenodigd; beoordelaars (hun naam staat bij hun cijfers en observaties); lifeguards van wie het bestuur feedback vastlegt (hun naam staat bij die feedback, niet in de inzage voor de sollicitant).</w:t>
             </w:r>
           </w:p>
         </w:tc>
@@ -4117,6 +4200,64 @@
               <w:rPr>
                 <w:lang w:val="nl"/>
               </w:rPr>
+              <w:t xml:space="preserve">). Sinds 2.117: groepsindeling van het weekend (</w:t>
+            </w:r>
+            <w:r>
+              <w:rPr>
+                <w:rStyle w:val="VerbatimChar"/>
+                <w:lang w:val="nl"/>
+              </w:rPr>
+              <w:t xml:space="preserve">tw_groep</w:t>
+            </w:r>
+            <w:r>
+              <w:rPr>
+                <w:lang w:val="nl"/>
+              </w:rPr>
+              <w:t xml:space="preserve">,</w:t>
+            </w:r>
+            <w:r>
+              <w:rPr>
+                <w:lang w:val="nl"/>
+              </w:rPr>
+              <w:t xml:space="preserve"> </w:t>
+            </w:r>
+            <w:r>
+              <w:rPr>
+                <w:rStyle w:val="VerbatimChar"/>
+                <w:lang w:val="nl"/>
+              </w:rPr>
+              <w:t xml:space="preserve">tw_deelname.groep_id</w:t>
+            </w:r>
+            <w:r>
+              <w:rPr>
+                <w:lang w:val="nl"/>
+              </w:rPr>
+              <w:t xml:space="preserve">); "houd uit elkaar" geldt voor beide evenementen. Of iemand een terugkerende lifeguard is, wordt afgeleid uit de bestaande Authentik-koppeling (niets nieuws opgeslagen). Sinds 2.118: de eerste indruk van het bestuur tijdens het weekend (sowieso aannemen / twijfel / sowieso afwijzen) met bij twijfel een vraag aan de beoordelaars (</w:t>
+            </w:r>
+            <w:r>
+              <w:rPr>
+                <w:rStyle w:val="VerbatimChar"/>
+                <w:lang w:val="nl"/>
+              </w:rPr>
+              <w:t xml:space="preserve">tw_deelname.evaluatie*</w:t>
+            </w:r>
+            <w:r>
+              <w:rPr>
+                <w:lang w:val="nl"/>
+              </w:rPr>
+              <w:t xml:space="preserve">). Sinds 2.119: feedback die een lifeguard het bestuur gaf, door het bestuur vastgelegd: van wie, wanneer gezien, soort en tekst (</w:t>
+            </w:r>
+            <w:r>
+              <w:rPr>
+                <w:rStyle w:val="VerbatimChar"/>
+                <w:lang w:val="nl"/>
+              </w:rPr>
+              <w:t xml:space="preserve">lifeguard_feedback</w:t>
+            </w:r>
+            <w:r>
+              <w:rPr>
+                <w:lang w:val="nl"/>
+              </w:rPr>
               <w:t xml:space="preserve">).</w:t>
             </w:r>
           </w:p>
@@ -4210,7 +4351,7 @@
               <w:rPr>
                 <w:lang w:val="nl"/>
               </w:rPr>
-              <w:t xml:space="preserve">): alleen lezen, inchecken, eigen cijfers en observaties geven, geen dossier en geen telefoonnummers. Op de incheck-tablet ziet iemand na minstens 3 getypte letters hooguit 3 namen met foto — nooit een volledige lijst. Cloud86.</w:t>
+              <w:t xml:space="preserve">): alleen lezen, inchecken, eigen cijfers en observaties geven, geen dossier en geen telefoonnummers. Van de evaluatie zien begeleiders alleen wie op twijfel staat ("extra aandacht gevraagd") met de vraag van het bestuur; sowieso aannemen of afwijzen zien ze niet. Lifeguard-feedback is alleen zichtbaar met dossierrecht (bestuur, penningmeester). Op de incheck-tablet ziet iemand na minstens 3 getypte letters hooguit 3 namen met foto — nooit een volledige lijst. Cloud86.</w:t>
             </w:r>
           </w:p>
         </w:tc>
@@ -4270,7 +4411,7 @@
               <w:rPr>
                 <w:lang w:val="nl"/>
               </w:rPr>
-              <w:t xml:space="preserve">Volgt het dossier: bij afwijzen 4 weken, bij aannemen 2 jaar na het laatste seizoen. Bij wissen gaan indeling, relaties (in beide richtingen), cijfers, observaties, besluiten en deelname weg.</w:t>
+              <w:t xml:space="preserve">Volgt het dossier: bij afwijzen 4 weken, bij aannemen 2 jaar na het laatste seizoen. Bij wissen gaan indeling, relaties (in beide richtingen), cijfers, observaties, besluiten, deelname (met evaluatie) en lifeguard-feedback weg.</w:t>
             </w:r>
           </w:p>
         </w:tc>
@@ -6518,7 +6659,101 @@
         <w:rPr>
           <w:lang w:val="nl"/>
         </w:rPr>
-        <w:t xml:space="preserve">nog, de loonheffing-ondertekening bestaat nog).</w:t>
+        <w:t xml:space="preserve">nog, de loonheffing-ondertekening bestaat nog). Vernietigt de penningmeester dat loondossier, dan</w:t>
+      </w:r>
+      <w:r>
+        <w:rPr>
+          <w:lang w:val="nl"/>
+        </w:rPr>
+        <w:t xml:space="preserve"> </w:t>
+      </w:r>
+      <w:r>
+        <w:rPr>
+          <w:lang w:val="nl"/>
+        </w:rPr>
+        <w:t xml:space="preserve">gaan meteen ook naam en geboortedatum weg:</w:t>
+      </w:r>
+      <w:r>
+        <w:rPr>
+          <w:lang w:val="nl"/>
+        </w:rPr>
+        <w:t xml:space="preserve"> </w:t>
+      </w:r>
+      <w:r>
+        <w:rPr>
+          <w:rStyle w:val="VerbatimChar"/>
+          <w:lang w:val="nl"/>
+        </w:rPr>
+        <w:t xml:space="preserve">documenten_loondossier_vernietigen()</w:t>
+      </w:r>
+      <w:r>
+        <w:rPr>
+          <w:lang w:val="nl"/>
+        </w:rPr>
+        <w:t xml:space="preserve"> </w:t>
+      </w:r>
+      <w:r>
+        <w:rPr>
+          <w:lang w:val="nl"/>
+        </w:rPr>
+        <w:t xml:space="preserve">roept daarvoor</w:t>
+      </w:r>
+      <w:r>
+        <w:rPr>
+          <w:lang w:val="nl"/>
+        </w:rPr>
+        <w:t xml:space="preserve"> </w:t>
+      </w:r>
+      <w:r>
+        <w:rPr>
+          <w:rStyle w:val="VerbatimChar"/>
+          <w:lang w:val="nl"/>
+        </w:rPr>
+        <w:t xml:space="preserve">avg_na_loondossier_vernietigd()</w:t>
+      </w:r>
+      <w:r>
+        <w:rPr>
+          <w:lang w:val="nl"/>
+        </w:rPr>
+        <w:t xml:space="preserve"> </w:t>
+      </w:r>
+      <w:r>
+        <w:rPr>
+          <w:lang w:val="nl"/>
+        </w:rPr>
+        <w:t xml:space="preserve">aan (</w:t>
+      </w:r>
+      <w:r>
+        <w:rPr>
+          <w:rStyle w:val="VerbatimChar"/>
+          <w:lang w:val="nl"/>
+        </w:rPr>
+        <w:t xml:space="preserve">includes/documenten.php</w:t>
+      </w:r>
+      <w:r>
+        <w:rPr>
+          <w:lang w:val="nl"/>
+        </w:rPr>
+        <w:t xml:space="preserve">,</w:t>
+      </w:r>
+      <w:r>
+        <w:rPr>
+          <w:lang w:val="nl"/>
+        </w:rPr>
+        <w:t xml:space="preserve"> </w:t>
+      </w:r>
+      <w:r>
+        <w:rPr>
+          <w:rStyle w:val="VerbatimChar"/>
+          <w:lang w:val="nl"/>
+        </w:rPr>
+        <w:t xml:space="preserve">includes/avg_wissen.php</w:t>
+      </w:r>
+      <w:r>
+        <w:rPr>
+          <w:lang w:val="nl"/>
+        </w:rPr>
+        <w:t xml:space="preserve">).</w:t>
       </w:r>
     </w:p>
     <w:bookmarkEnd w:id="19"/>
@@ -6568,7 +6803,19 @@
         <w:rPr>
           <w:lang w:val="nl"/>
         </w:rPr>
-        <w:t xml:space="preserve">het portaal getekend en gaat per e-mail naar de ledenservice.</w:t>
+        <w:t xml:space="preserve">het portaal getekend en gaat per e-mail naar de ledenservice. Bij een minderjarige tekent de</w:t>
+      </w:r>
+      <w:r>
+        <w:rPr>
+          <w:lang w:val="nl"/>
+        </w:rPr>
+        <w:t xml:space="preserve"> </w:t>
+      </w:r>
+      <w:r>
+        <w:rPr>
+          <w:lang w:val="nl"/>
+        </w:rPr>
+        <w:t xml:space="preserve">ouder of verzorger, en de SEPA-machtiging tekent de rekeninghouder.</w:t>
       </w:r>
     </w:p>
     <w:tbl>
@@ -6669,7 +6916,28 @@
               <w:rPr>
                 <w:lang w:val="nl"/>
               </w:rPr>
-              <w:t xml:space="preserve">Art. 6 lid 1 sub b AVG (lidmaatschapsovereenkomst); bij incasso de SEPA-machtiging.</w:t>
+              <w:t xml:space="preserve">Art. 6 lid 1 sub b AVG (lidmaatschapsovereenkomst); bij incasso de SEPA-machtiging. Een minderjarige is handelingsonbekwaam (grens 18, zie</w:t>
+            </w:r>
+            <w:r>
+              <w:rPr>
+                <w:lang w:val="nl"/>
+              </w:rPr>
+              <w:t xml:space="preserve"> </w:t>
+            </w:r>
+            <w:hyperlink w:anchor="bijzonderheden">
+              <w:r>
+                <w:rPr>
+                  <w:rStyle w:val="Hyperlink"/>
+                  <w:lang w:val="nl"/>
+                </w:rPr>
+                <w:t xml:space="preserve">Bijzonderheden</w:t>
+              </w:r>
+            </w:hyperlink>
+            <w:r>
+              <w:rPr>
+                <w:lang w:val="nl"/>
+              </w:rPr>
+              <w:t xml:space="preserve">), dus de lidmaatschapsovereenkomst van iemand onder de 18 wordt aangegaan en getekend door de ouder of verzorger. Een SEPA-machtiging kan alleen de rekeninghouder geven; die tekent de machtiging.</w:t>
             </w:r>
           </w:p>
         </w:tc>
@@ -6699,7 +6967,7 @@
               <w:rPr>
                 <w:lang w:val="nl"/>
               </w:rPr>
-              <w:t xml:space="preserve">Aangenomen strandwachten; bij een minderjarige de ouder of verzorger.</w:t>
+              <w:t xml:space="preserve">Aangenomen strandwachten; bij een minderjarige de ouder of verzorger die tekent; bij incasso de rekeninghouder (dat kan een ander zijn dan het lid, bijvoorbeeld de ouder).</w:t>
             </w:r>
           </w:p>
         </w:tc>
@@ -6729,7 +6997,79 @@
               <w:rPr>
                 <w:lang w:val="nl"/>
               </w:rPr>
-              <w:t xml:space="preserve">Naam, geslacht, geboortedatum en -plaats, adres, telefoon, e-mail, gegevens van de ouder, lid of donateur, diploma's, betaalwijze, bij incasso IBAN en tenaamstelling, SEPA-machtiging, handtekening, verzegelde PDF.</w:t>
+              <w:t xml:space="preserve">Naam, geslacht, geboortedatum en -plaats, adres, telefoon, e-mail, gegevens van de ouder, lid of donateur, diploma's, betaalwijze, bij incasso IBAN en tenaamstelling, SEPA-machtiging, handtekening, verzegelde PDF. Bij een minderjarige: naam, e-mailadres en telefoonnummer van de ouder of verzorger die tekent, diens handtekening en het bewijsspoor van die ondertekening (tijdstip, IP-adres, browser; zie</w:t>
+            </w:r>
+            <w:r>
+              <w:rPr>
+                <w:lang w:val="nl"/>
+              </w:rPr>
+              <w:t xml:space="preserve"> </w:t>
+            </w:r>
+            <w:hyperlink w:anchor="ondertekening-en-bewijslog">
+              <w:r>
+                <w:rPr>
+                  <w:rStyle w:val="Hyperlink"/>
+                  <w:lang w:val="nl"/>
+                </w:rPr>
+                <w:t xml:space="preserve">Ondertekening en bewijslog</w:t>
+              </w:r>
+            </w:hyperlink>
+            <w:r>
+              <w:rPr>
+                <w:lang w:val="nl"/>
+              </w:rPr>
+              <w:t xml:space="preserve">); bij incasso naam en IBAN van de rekeninghouder en diens handtekening onder de machtiging.</w:t>
+            </w:r>
+          </w:p>
+        </w:tc>
+      </w:tr>
+      <w:tr>
+        <w:tc>
+          <w:tcPr/>
+          <w:p>
+            <w:pPr>
+              <w:pStyle w:val="Compact"/>
+            </w:pPr>
+            <w:r>
+              <w:rPr>
+                <w:lang w:val="nl"/>
+              </w:rPr>
+              <w:t xml:space="preserve">Status (september 2026)</w:t>
+            </w:r>
+          </w:p>
+        </w:tc>
+        <w:tc>
+          <w:tcPr/>
+          <w:p>
+            <w:pPr>
+              <w:pStyle w:val="Compact"/>
+            </w:pPr>
+            <w:r>
+              <w:rPr>
+                <w:lang w:val="nl"/>
+              </w:rPr>
+              <w:t xml:space="preserve">Het tekenen door de ouder of verzorger en de machtiging door de rekeninghouder worden op dit moment gebouwd. Tot dat in gebruik is, tekent de sollicitant zelf in het portaal en staan de oudergegevens alleen als invulvelden op het formulier. Na oplevering dit hoofdstuk en de privacyverklaring nalopen tegen de code (zie</w:t>
+            </w:r>
+            <w:r>
+              <w:rPr>
+                <w:lang w:val="nl"/>
+              </w:rPr>
+              <w:t xml:space="preserve"> </w:t>
+            </w:r>
+            <w:hyperlink w:anchor="nog-vast-te-leggen">
+              <w:r>
+                <w:rPr>
+                  <w:rStyle w:val="Hyperlink"/>
+                  <w:lang w:val="nl"/>
+                </w:rPr>
+                <w:t xml:space="preserve">Nog vast te leggen</w:t>
+              </w:r>
+            </w:hyperlink>
+            <w:r>
+              <w:rPr>
+                <w:lang w:val="nl"/>
+              </w:rPr>
+              <w:t xml:space="preserve">).</w:t>
             </w:r>
           </w:p>
         </w:tc>
@@ -7432,7 +7772,20 @@
               <w:rPr>
                 <w:lang w:val="nl"/>
               </w:rPr>
-              <w:t xml:space="preserve">, standaard 3). Wachtrij: 30 dagen na verzending of fout (vast). Losse bijlagen die aan geen sjabloon meer hangen: 12 maanden (</w:t>
+              <w:t xml:space="preserve">, standaard 3). Wachtrij: 30 dagen na verzending of fout (vast); bij berichten waarvan de inhoud nooit gelogd wordt (inlogcodes, bestuursmeldingen, ledenservice, penningmeester) worden de tekst en de korte tekst in de wachtrij direct na een geslaagde verzending leeggemaakt (</w:t>
+            </w:r>
+            <w:r>
+              <w:rPr>
+                <w:rStyle w:val="VerbatimChar"/>
+                <w:lang w:val="nl"/>
+              </w:rPr>
+              <w:t xml:space="preserve">includes/meldingen/verzend.php</w:t>
+            </w:r>
+            <w:r>
+              <w:rPr>
+                <w:lang w:val="nl"/>
+              </w:rPr>
+              <w:t xml:space="preserve">). Losse bijlagen die aan geen sjabloon meer hangen: 12 maanden (</w:t>
             </w:r>
             <w:r>
               <w:rPr>
@@ -7704,7 +8057,45 @@
               <w:rPr>
                 <w:lang w:val="nl"/>
               </w:rPr>
-              <w:t xml:space="preserve">BLK-analyse: art. 6 lid 1 sub f AVG (gerechtvaardigd belang: zorgvuldig en efficiënt selecteren); de sollicitant kan bezwaar maken via een vraag in Berichten of per mail. Het bestuur legt dat vast met</w:t>
+              <w:t xml:space="preserve">BLK-analyse: art. 6 lid 1 sub f AVG (gerechtvaardigd belang: zorgvuldig en efficiënt selecteren); de sollicitant kan bezwaar maken via een vraag in Berichten of per mail. Het bestuur legt dat vast met de knop "Bezwaar vastleggen" bij de AI-analyse op het kennismakingsformulier in het beheer (</w:t>
+            </w:r>
+            <w:r>
+              <w:rPr>
+                <w:rStyle w:val="VerbatimChar"/>
+                <w:lang w:val="nl"/>
+              </w:rPr>
+              <w:t xml:space="preserve">admin/blk_detail.php</w:t>
+            </w:r>
+            <w:r>
+              <w:rPr>
+                <w:lang w:val="nl"/>
+              </w:rPr>
+              <w:t xml:space="preserve">, via</w:t>
+            </w:r>
+            <w:r>
+              <w:rPr>
+                <w:lang w:val="nl"/>
+              </w:rPr>
+              <w:t xml:space="preserve"> </w:t>
+            </w:r>
+            <w:r>
+              <w:rPr>
+                <w:rStyle w:val="VerbatimChar"/>
+                <w:lang w:val="nl"/>
+              </w:rPr>
+              <w:t xml:space="preserve">admin/api_ai_analyse.php</w:t>
+            </w:r>
+            <w:r>
+              <w:rPr>
+                <w:lang w:val="nl"/>
+              </w:rPr>
+              <w:t xml:space="preserve"> </w:t>
+            </w:r>
+            <w:r>
+              <w:rPr>
+                <w:lang w:val="nl"/>
+              </w:rPr>
+              <w:t xml:space="preserve">naar</w:t>
             </w:r>
             <w:r>
               <w:rPr>
@@ -7723,7 +8114,32 @@
               <w:rPr>
                 <w:lang w:val="nl"/>
               </w:rPr>
-              <w:t xml:space="preserve">: de vlag</w:t>
+              <w:t xml:space="preserve">; recht</w:t>
+            </w:r>
+            <w:r>
+              <w:rPr>
+                <w:lang w:val="nl"/>
+              </w:rPr>
+              <w:t xml:space="preserve"> </w:t>
+            </w:r>
+            <w:r>
+              <w:rPr>
+                <w:rStyle w:val="VerbatimChar"/>
+                <w:lang w:val="nl"/>
+              </w:rPr>
+              <w:t xml:space="preserve">sollicitanten</w:t>
+            </w:r>
+            <w:r>
+              <w:rPr>
+                <w:lang w:val="nl"/>
+              </w:rPr>
+              <w:t xml:space="preserve"> </w:t>
+            </w:r>
+            <w:r>
+              <w:rPr>
+                <w:lang w:val="nl"/>
+              </w:rPr>
+              <w:t xml:space="preserve">bewerken): de vlag</w:t>
             </w:r>
             <w:r>
               <w:rPr>
@@ -9774,7 +10190,28 @@
               <w:rPr>
                 <w:lang w:val="nl"/>
               </w:rPr>
-              <w:t xml:space="preserve">Onder de 18 vragen we naam, e-mail en telefoon van de ouder; de ouder tekent de gezondheidsverklaring en de intake via een link in de mail. De opgaaf loonheffing tekent de minderjarige zelf.</w:t>
+              <w:t xml:space="preserve">Onder de 18 vragen we naam, e-mail en telefoon van de ouder; de ouder tekent de gezondheidsverklaring en de intake via een link in de mail, en (in aanbouw, zie</w:t>
+            </w:r>
+            <w:r>
+              <w:rPr>
+                <w:lang w:val="nl"/>
+              </w:rPr>
+              <w:t xml:space="preserve"> </w:t>
+            </w:r>
+            <w:hyperlink w:anchor="lidmaatschap">
+              <w:r>
+                <w:rPr>
+                  <w:rStyle w:val="Hyperlink"/>
+                  <w:lang w:val="nl"/>
+                </w:rPr>
+                <w:t xml:space="preserve">Lidmaatschap</w:t>
+              </w:r>
+            </w:hyperlink>
+            <w:r>
+              <w:rPr>
+                <w:lang w:val="nl"/>
+              </w:rPr>
+              <w:t xml:space="preserve">) ook het lidmaatschap; een SEPA-machtiging tekent altijd de rekeninghouder. De opgaaf loonheffing tekent de minderjarige zelf.</w:t>
             </w:r>
           </w:p>
         </w:tc>
@@ -10294,7 +10731,7 @@
               <w:rPr>
                 <w:lang w:val="nl"/>
               </w:rPr>
-              <w:t xml:space="preserve">Tegen verwerking op grond van gerechtvaardigd belang. AI-analyse: via een vraag in Berichten of per mail; het bestuur zet het bezwaar in het dossier (</w:t>
+              <w:t xml:space="preserve">Tegen verwerking op grond van gerechtvaardigd belang. AI-analyse: via een vraag in Berichten of per mail; het bestuur zet het bezwaar met de knop "Bezwaar vastleggen" op het kennismakingsformulier (</w:t>
             </w:r>
             <w:r>
               <w:rPr>
@@ -10725,38 +11162,7 @@
         <w:rPr>
           <w:lang w:val="nl"/>
         </w:rPr>
-        <w:t xml:space="preserve">AI-analyse: de knop in het dossier waarmee het bestuur een bezwaar vastlegt</w:t>
-      </w:r>
-      <w:r>
-        <w:rPr>
-          <w:lang w:val="nl"/>
-        </w:rPr>
-        <w:t xml:space="preserve"> </w:t>
-      </w:r>
-      <w:r>
-        <w:rPr>
-          <w:lang w:val="nl"/>
-        </w:rPr>
-        <w:t xml:space="preserve">(</w:t>
-      </w:r>
-      <w:r>
-        <w:rPr>
-          <w:rStyle w:val="VerbatimChar"/>
-          <w:lang w:val="nl"/>
-        </w:rPr>
-        <w:t xml:space="preserve">ai_bezwaar_zetten()</w:t>
-      </w:r>
-      <w:r>
-        <w:rPr>
-          <w:lang w:val="nl"/>
-        </w:rPr>
-        <w:t xml:space="preserve"> </w:t>
-      </w:r>
-      <w:r>
-        <w:rPr>
-          <w:lang w:val="nl"/>
-        </w:rPr>
-        <w:t xml:space="preserve">bestaat, de knop nog niet); en de AI-verordening toetsen (zie</w:t>
+        <w:t xml:space="preserve">AI-analyse: de AI-verordening toetsen (zie</w:t>
       </w:r>
       <w:r>
         <w:rPr>
@@ -10792,7 +11198,7 @@
         <w:rPr>
           <w:lang w:val="nl"/>
         </w:rPr>
-        <w:t xml:space="preserve">Na het vernietigen van het loondossier van iemand die zichzelf verwijderde, moeten naam en</w:t>
+        <w:t xml:space="preserve">Lidmaatschap van minderjarigen (ouder of verzorger tekent, SEPA-machtiging door de</w:t>
       </w:r>
       <w:r>
         <w:rPr>
@@ -10804,7 +11210,7 @@
         <w:rPr>
           <w:lang w:val="nl"/>
         </w:rPr>
-        <w:t xml:space="preserve">geboortedatum ook weg:</w:t>
+        <w:t xml:space="preserve">rekeninghouder): na de bouw controleren of dit register en de privacyverklaring kloppen met de</w:t>
       </w:r>
       <w:r>
         <w:rPr>
@@ -10814,10 +11220,9 @@
       </w:r>
       <w:r>
         <w:rPr>
-          <w:rStyle w:val="VerbatimChar"/>
-          <w:lang w:val="nl"/>
-        </w:rPr>
-        <w:t xml:space="preserve">documenten_loondossier_vernietigen()</w:t>
+          <w:lang w:val="nl"/>
+        </w:rPr>
+        <w:t xml:space="preserve">code (zie</w:t>
       </w:r>
       <w:r>
         <w:rPr>
@@ -10825,36 +11230,20 @@
         </w:rPr>
         <w:t xml:space="preserve"> </w:t>
       </w:r>
-      <w:r>
-        <w:rPr>
-          <w:lang w:val="nl"/>
-        </w:rPr>
-        <w:t xml:space="preserve">moet daarvoor</w:t>
-      </w:r>
-      <w:r>
-        <w:rPr>
-          <w:lang w:val="nl"/>
-        </w:rPr>
-        <w:t xml:space="preserve"> </w:t>
-      </w:r>
-      <w:r>
-        <w:rPr>
-          <w:rStyle w:val="VerbatimChar"/>
-          <w:lang w:val="nl"/>
-        </w:rPr>
-        <w:t xml:space="preserve">avg_na_loondossier_vernietigd()</w:t>
-      </w:r>
-      <w:r>
-        <w:rPr>
-          <w:lang w:val="nl"/>
-        </w:rPr>
-        <w:t xml:space="preserve"> </w:t>
-      </w:r>
-      <w:r>
-        <w:rPr>
-          <w:lang w:val="nl"/>
-        </w:rPr>
-        <w:t xml:space="preserve">aanroepen.</w:t>
+      <w:hyperlink w:anchor="lidmaatschap">
+        <w:r>
+          <w:rPr>
+            <w:rStyle w:val="Hyperlink"/>
+            <w:lang w:val="nl"/>
+          </w:rPr>
+          <w:t xml:space="preserve">Lidmaatschap</w:t>
+        </w:r>
+      </w:hyperlink>
+      <w:r>
+        <w:rPr>
+          <w:lang w:val="nl"/>
+        </w:rPr>
+        <w:t xml:space="preserve">).</w:t>
       </w:r>
     </w:p>
     <w:p>
@@ -10869,20 +11258,7 @@
         <w:rPr>
           <w:lang w:val="nl"/>
         </w:rPr>
-        <w:t xml:space="preserve">De wachtrij (</w:t>
-      </w:r>
-      <w:r>
-        <w:rPr>
-          <w:rStyle w:val="VerbatimChar"/>
-          <w:lang w:val="nl"/>
-        </w:rPr>
-        <w:t xml:space="preserve">mail_queue</w:t>
-      </w:r>
-      <w:r>
-        <w:rPr>
-          <w:lang w:val="nl"/>
-        </w:rPr>
-        <w:t xml:space="preserve">) bewaart de volledige tekst tot 30 dagen, ook van berichten</w:t>
+        <w:t xml:space="preserve">Het bewijs van ondertekening met gemaskeerd IP-adres laten toetsen: is een IP-adres met het</w:t>
       </w:r>
       <w:r>
         <w:rPr>
@@ -10894,7 +11270,7 @@
         <w:rPr>
           <w:lang w:val="nl"/>
         </w:rPr>
-        <w:t xml:space="preserve">waarvan de inhoud niet gelogd wordt (ledenservice, penningmeester): na verzending leegmaken.</w:t>
+        <w:t xml:space="preserve">laatste blok op 0 nog nodig als bewijs, of kan het helemaal weg?</w:t>
       </w:r>
     </w:p>
     <w:p>
@@ -10903,33 +11279,6 @@
         <w:numPr>
           <w:ilvl w:val="0"/>
           <w:numId w:val="1009"/>
-        </w:numPr>
-      </w:pPr>
-      <w:r>
-        <w:rPr>
-          <w:lang w:val="nl"/>
-        </w:rPr>
-        <w:t xml:space="preserve">Het bewijs van ondertekening met gemaskeerd IP-adres laten toetsen: is een IP-adres met het</w:t>
-      </w:r>
-      <w:r>
-        <w:rPr>
-          <w:lang w:val="nl"/>
-        </w:rPr>
-        <w:t xml:space="preserve"> </w:t>
-      </w:r>
-      <w:r>
-        <w:rPr>
-          <w:lang w:val="nl"/>
-        </w:rPr>
-        <w:t xml:space="preserve">laatste blok op 0 nog nodig als bewijs, of kan het helemaal weg?</w:t>
-      </w:r>
-    </w:p>
-    <w:p>
-      <w:pPr>
-        <w:pStyle w:val="Compact"/>
-        <w:numPr>
-          <w:ilvl w:val="0"/>
-          <w:numId w:val="1010"/>
         </w:numPr>
       </w:pPr>
       <w:r>
@@ -11321,6 +11670,55 @@
                 <w:lang w:val="nl"/>
               </w:rPr>
               <w:t xml:space="preserve">Selectiedag en trainingsweekend: bevestiging "ik kom / ik kan niet" met reden, het gesprek met het bestuur (besluit, interne notitie, bericht aan de sollicitant), vergrendeling "bezig door" en de incheck-tablet met foto. Alles zit in de inzage en gaat mee bij wissen.</w:t>
+            </w:r>
+          </w:p>
+        </w:tc>
+      </w:tr>
+      <w:tr>
+        <w:tc>
+          <w:tcPr/>
+          <w:p>
+            <w:pPr>
+              <w:pStyle w:val="Compact"/>
+            </w:pPr>
+            <w:r>
+              <w:rPr>
+                <w:lang w:val="nl"/>
+              </w:rPr>
+              <w:t xml:space="preserve">27 september 2026</w:t>
+            </w:r>
+          </w:p>
+        </w:tc>
+        <w:tc>
+          <w:tcPr/>
+          <w:p>
+            <w:pPr>
+              <w:pStyle w:val="Compact"/>
+            </w:pPr>
+            <w:r>
+              <w:rPr>
+                <w:lang w:val="nl"/>
+              </w:rPr>
+              <w:t xml:space="preserve">Drie punten uit "Nog vast te leggen" zijn gebouwd en naar hun hoofdstuk verplaatst: de knop "Bezwaar vastleggen" voor de AI-analyse, naam en geboortedatum weg na het vernietigen van een bewaard loondossier, en de wachtrijtekst van niet-gelogde berichten leeg na verzending. Lidmaatschap van minderjarigen: de ouder of verzorger tekent, de SEPA-machtiging tekent de rekeninghouder (in aanbouw). Privacyverklaring: de termijn van de gezondheidsgegevens volgt nu</w:t>
+            </w:r>
+            <w:r>
+              <w:rPr>
+                <w:lang w:val="nl"/>
+              </w:rPr>
+              <w:t xml:space="preserve"> </w:t>
+            </w:r>
+            <w:r>
+              <w:rPr>
+                <w:rStyle w:val="VerbatimChar"/>
+                <w:lang w:val="nl"/>
+              </w:rPr>
+              <w:t xml:space="preserve">bewaar.gezondheid_mnd</w:t>
+            </w:r>
+            <w:r>
+              <w:rPr>
+                <w:lang w:val="nl"/>
+              </w:rPr>
+              <w:t xml:space="preserve">, en het tekenen van het lidmaatschap door de ouder staat erin.</w:t>
             </w:r>
           </w:p>
         </w:tc>
@@ -11653,9 +12051,6 @@
     <w:abstractNumId w:val="992"/>
   </w:num>
   <w:num w:numId="1009">
-    <w:abstractNumId w:val="992"/>
-  </w:num>
-  <w:num w:numId="1010">
     <w:abstractNumId w:val="992"/>
   </w:num>
 </w:numbering>

--- a/docs/handleiding/word/verwerkingsregister.docx
+++ b/docs/handleiding/word/verwerkingsregister.docx
@@ -1813,6 +1813,50 @@
           </w:p>
         </w:tc>
       </w:tr>
+      <w:tr>
+        <w:tc>
+          <w:tcPr/>
+          <w:p>
+            <w:pPr>
+              <w:pStyle w:val="Compact"/>
+            </w:pPr>
+            <w:r>
+              <w:rPr>
+                <w:lang w:val="nl"/>
+              </w:rPr>
+              <w:t xml:space="preserve">Seintje buiten het seizoen (nog niet gesolliciteerd)</w:t>
+            </w:r>
+          </w:p>
+        </w:tc>
+        <w:tc>
+          <w:tcPr/>
+          <w:p>
+            <w:pPr>
+              <w:pStyle w:val="Compact"/>
+            </w:pPr>
+            <w:r>
+              <w:rPr>
+                <w:lang w:val="nl"/>
+              </w:rPr>
+              <w:t xml:space="preserve">art. 6 lid 1 sub a, met dubbele bevestiging</w:t>
+            </w:r>
+          </w:p>
+        </w:tc>
+        <w:tc>
+          <w:tcPr/>
+          <w:p>
+            <w:pPr>
+              <w:pStyle w:val="Compact"/>
+            </w:pPr>
+            <w:r>
+              <w:rPr>
+                <w:lang w:val="nl"/>
+              </w:rPr>
+              <w:t xml:space="preserve">onbevestigd 7 dagen; na het bericht weg; maximaal 12 maanden</w:t>
+            </w:r>
+          </w:p>
+        </w:tc>
+      </w:tr>
     </w:tbl>
     <w:bookmarkEnd w:id="11"/>
     <w:bookmarkStart w:id="12" w:name="hosting-en-vaste-verwerkers"/>
@@ -9986,6 +10030,527 @@
         </w:tc>
       </w:tr>
     </w:tbl>
+    <w:p>
+      <w:pPr>
+        <w:pStyle w:val="BodyText"/>
+      </w:pPr>
+      <w:r>
+        <w:rPr>
+          <w:b/>
+          <w:bCs/>
+          <w:lang w:val="nl"/>
+        </w:rPr>
+        <w:t xml:space="preserve">Seintje buiten het seizoen.</w:t>
+      </w:r>
+      <w:r>
+        <w:rPr>
+          <w:lang w:val="nl"/>
+        </w:rPr>
+        <w:t xml:space="preserve"> </w:t>
+      </w:r>
+      <w:r>
+        <w:rPr>
+          <w:lang w:val="nl"/>
+        </w:rPr>
+        <w:t xml:space="preserve">Staat de aanmelding dicht, dan tonen het aanmeldformulier, de</w:t>
+      </w:r>
+      <w:r>
+        <w:rPr>
+          <w:lang w:val="nl"/>
+        </w:rPr>
+        <w:t xml:space="preserve"> </w:t>
+      </w:r>
+      <w:r>
+        <w:rPr>
+          <w:lang w:val="nl"/>
+        </w:rPr>
+        <w:t xml:space="preserve">wervingspagina's en het formulier op paal13.com een klein formulier: "laat je e-mailadres achter,</w:t>
+      </w:r>
+      <w:r>
+        <w:rPr>
+          <w:lang w:val="nl"/>
+        </w:rPr>
+        <w:t xml:space="preserve"> </w:t>
+      </w:r>
+      <w:r>
+        <w:rPr>
+          <w:lang w:val="nl"/>
+        </w:rPr>
+        <w:t xml:space="preserve">dan sturen we je één bericht zodra je je kunt aanmelden" (</w:t>
+      </w:r>
+      <w:r>
+        <w:rPr>
+          <w:rStyle w:val="VerbatimChar"/>
+          <w:lang w:val="nl"/>
+        </w:rPr>
+        <w:t xml:space="preserve">includes/seintje_werving.php</w:t>
+      </w:r>
+      <w:r>
+        <w:rPr>
+          <w:lang w:val="nl"/>
+        </w:rPr>
+        <w:t xml:space="preserve">).</w:t>
+      </w:r>
+    </w:p>
+    <w:tbl>
+      <w:tblPr>
+        <w:tblStyle w:val="Table"/>
+        <w:tblW w:type="auto" w:w="0"/>
+        <w:tblLook w:firstRow="1" w:lastRow="0" w:firstColumn="0" w:lastColumn="0" w:noHBand="0" w:noVBand="0" w:val="0020"/>
+      </w:tblPr>
+      <w:tblGrid>
+        <w:gridCol w:w="3960"/>
+        <w:gridCol w:w="3960"/>
+      </w:tblGrid>
+      <w:tr>
+        <w:trPr>
+          <w:tblHeader w:val="on"/>
+        </w:trPr>
+        <w:tc>
+          <w:tcPr/>
+          <w:p>
+            <w:pPr>
+              <w:pStyle w:val="Compact"/>
+            </w:pPr>
+            <w:r>
+              <w:rPr>
+                <w:lang w:val="nl"/>
+              </w:rPr>
+              <w:t xml:space="preserve">Onderdeel</w:t>
+            </w:r>
+          </w:p>
+        </w:tc>
+        <w:tc>
+          <w:tcPr/>
+          <w:p>
+            <w:pPr>
+              <w:pStyle w:val="Compact"/>
+            </w:pPr>
+            <w:r>
+              <w:rPr>
+                <w:lang w:val="nl"/>
+              </w:rPr>
+              <w:t xml:space="preserve">Inhoud</w:t>
+            </w:r>
+          </w:p>
+        </w:tc>
+      </w:tr>
+      <w:tr>
+        <w:tc>
+          <w:tcPr/>
+          <w:p>
+            <w:pPr>
+              <w:pStyle w:val="Compact"/>
+            </w:pPr>
+            <w:r>
+              <w:rPr>
+                <w:lang w:val="nl"/>
+              </w:rPr>
+              <w:t xml:space="preserve">Doel</w:t>
+            </w:r>
+          </w:p>
+        </w:tc>
+        <w:tc>
+          <w:tcPr/>
+          <w:p>
+            <w:pPr>
+              <w:pStyle w:val="Compact"/>
+            </w:pPr>
+            <w:r>
+              <w:rPr>
+                <w:lang w:val="nl"/>
+              </w:rPr>
+              <w:t xml:space="preserve">Mensen die nog niet solliciteerden één bericht sturen als de aanmelding opengaat.</w:t>
+            </w:r>
+          </w:p>
+        </w:tc>
+      </w:tr>
+      <w:tr>
+        <w:tc>
+          <w:tcPr/>
+          <w:p>
+            <w:pPr>
+              <w:pStyle w:val="Compact"/>
+            </w:pPr>
+            <w:r>
+              <w:rPr>
+                <w:lang w:val="nl"/>
+              </w:rPr>
+              <w:t xml:space="preserve">Grondslag</w:t>
+            </w:r>
+          </w:p>
+        </w:tc>
+        <w:tc>
+          <w:tcPr/>
+          <w:p>
+            <w:pPr>
+              <w:pStyle w:val="Compact"/>
+            </w:pPr>
+            <w:r>
+              <w:rPr>
+                <w:lang w:val="nl"/>
+              </w:rPr>
+              <w:t xml:space="preserve">Art. 6 lid 1 sub a AVG, toestemming: een apart, niet vooraf aangevinkt vakje "Ja, stuur me één bericht als de werving opent", met de privacyverklaring erbij. Dubbele bevestiging (double opt-in): pas na de klik in de bevestigingsmail staat het seintje aan, want iedereen kan elk adres invullen (AVG art. 7 lid 1 aantoonbaarheid, Telecommunicatiewet art. 11.7).</w:t>
+            </w:r>
+          </w:p>
+        </w:tc>
+      </w:tr>
+      <w:tr>
+        <w:tc>
+          <w:tcPr/>
+          <w:p>
+            <w:pPr>
+              <w:pStyle w:val="Compact"/>
+            </w:pPr>
+            <w:r>
+              <w:rPr>
+                <w:lang w:val="nl"/>
+              </w:rPr>
+              <w:t xml:space="preserve">Betrokkenen</w:t>
+            </w:r>
+          </w:p>
+        </w:tc>
+        <w:tc>
+          <w:tcPr/>
+          <w:p>
+            <w:pPr>
+              <w:pStyle w:val="Compact"/>
+            </w:pPr>
+            <w:r>
+              <w:rPr>
+                <w:lang w:val="nl"/>
+              </w:rPr>
+              <w:t xml:space="preserve">Bezoekers van het aanmeldformulier, een wervingspagina of paal13.com buiten de aanmeldperiode.</w:t>
+            </w:r>
+          </w:p>
+        </w:tc>
+      </w:tr>
+      <w:tr>
+        <w:tc>
+          <w:tcPr/>
+          <w:p>
+            <w:pPr>
+              <w:pStyle w:val="Compact"/>
+            </w:pPr>
+            <w:r>
+              <w:rPr>
+                <w:lang w:val="nl"/>
+              </w:rPr>
+              <w:t xml:space="preserve">Persoonsgegevens</w:t>
+            </w:r>
+          </w:p>
+        </w:tc>
+        <w:tc>
+          <w:tcPr/>
+          <w:p>
+            <w:pPr>
+              <w:pStyle w:val="Compact"/>
+            </w:pPr>
+            <w:r>
+              <w:rPr>
+                <w:lang w:val="nl"/>
+              </w:rPr>
+              <w:t xml:space="preserve">Voornaam, e-mailadres, bron (pagina of campagne, voor de statistiek), moment van aanvragen, bevestigen en versturen, en een token (alleen als sha256-hash). Tabel</w:t>
+            </w:r>
+            <w:r>
+              <w:rPr>
+                <w:lang w:val="nl"/>
+              </w:rPr>
+              <w:t xml:space="preserve"> </w:t>
+            </w:r>
+            <w:r>
+              <w:rPr>
+                <w:rStyle w:val="VerbatimChar"/>
+                <w:lang w:val="nl"/>
+              </w:rPr>
+              <w:t xml:space="preserve">werving_seintje</w:t>
+            </w:r>
+            <w:r>
+              <w:rPr>
+                <w:lang w:val="nl"/>
+              </w:rPr>
+              <w:t xml:space="preserve">. Het IP-adres komt alleen in het logboek (bevestigen, intrekken) en in de snelheidsbegrenzing, niet in de tabel.</w:t>
+            </w:r>
+          </w:p>
+        </w:tc>
+      </w:tr>
+      <w:tr>
+        <w:tc>
+          <w:tcPr/>
+          <w:p>
+            <w:pPr>
+              <w:pStyle w:val="Compact"/>
+            </w:pPr>
+            <w:r>
+              <w:rPr>
+                <w:lang w:val="nl"/>
+              </w:rPr>
+              <w:t xml:space="preserve">Ontvangers en verwerkers</w:t>
+            </w:r>
+          </w:p>
+        </w:tc>
+        <w:tc>
+          <w:tcPr/>
+          <w:p>
+            <w:pPr>
+              <w:pStyle w:val="Compact"/>
+            </w:pPr>
+            <w:r>
+              <w:rPr>
+                <w:lang w:val="nl"/>
+              </w:rPr>
+              <w:t xml:space="preserve">Bestuur (module</w:t>
+            </w:r>
+            <w:r>
+              <w:rPr>
+                <w:lang w:val="nl"/>
+              </w:rPr>
+              <w:t xml:space="preserve"> </w:t>
+            </w:r>
+            <w:r>
+              <w:rPr>
+                <w:rStyle w:val="VerbatimChar"/>
+                <w:lang w:val="nl"/>
+              </w:rPr>
+              <w:t xml:space="preserve">mailing</w:t>
+            </w:r>
+            <w:r>
+              <w:rPr>
+                <w:lang w:val="nl"/>
+              </w:rPr>
+              <w:t xml:space="preserve">, Berichten › groep Seintje gevraagd). E-mailprovider. Alleen e-mail; geen WhatsApp of sms (geen telefoonnummer).</w:t>
+            </w:r>
+          </w:p>
+        </w:tc>
+      </w:tr>
+      <w:tr>
+        <w:tc>
+          <w:tcPr/>
+          <w:p>
+            <w:pPr>
+              <w:pStyle w:val="Compact"/>
+            </w:pPr>
+            <w:r>
+              <w:rPr>
+                <w:lang w:val="nl"/>
+              </w:rPr>
+              <w:t xml:space="preserve">Doorgifte buiten de EER</w:t>
+            </w:r>
+          </w:p>
+        </w:tc>
+        <w:tc>
+          <w:tcPr/>
+          <w:p>
+            <w:pPr>
+              <w:pStyle w:val="Compact"/>
+            </w:pPr>
+            <w:r>
+              <w:rPr>
+                <w:lang w:val="nl"/>
+              </w:rPr>
+              <w:t xml:space="preserve">Nee.</w:t>
+            </w:r>
+          </w:p>
+        </w:tc>
+      </w:tr>
+      <w:tr>
+        <w:tc>
+          <w:tcPr/>
+          <w:p>
+            <w:pPr>
+              <w:pStyle w:val="Compact"/>
+            </w:pPr>
+            <w:r>
+              <w:rPr>
+                <w:lang w:val="nl"/>
+              </w:rPr>
+              <w:t xml:space="preserve">Bewaartermijn</w:t>
+            </w:r>
+          </w:p>
+        </w:tc>
+        <w:tc>
+          <w:tcPr/>
+          <w:p>
+            <w:pPr>
+              <w:pStyle w:val="Compact"/>
+            </w:pPr>
+            <w:r>
+              <w:rPr>
+                <w:lang w:val="nl"/>
+              </w:rPr>
+              <w:t xml:space="preserve">Onbevestigd: 7 dagen, daarna weg (altijd, ook met</w:t>
+            </w:r>
+            <w:r>
+              <w:rPr>
+                <w:lang w:val="nl"/>
+              </w:rPr>
+              <w:t xml:space="preserve"> </w:t>
+            </w:r>
+            <w:r>
+              <w:rPr>
+                <w:rStyle w:val="VerbatimChar"/>
+                <w:lang w:val="nl"/>
+              </w:rPr>
+              <w:t xml:space="preserve">bewaar.actief</w:t>
+            </w:r>
+            <w:r>
+              <w:rPr>
+                <w:lang w:val="nl"/>
+              </w:rPr>
+              <w:t xml:space="preserve"> </w:t>
+            </w:r>
+            <w:r>
+              <w:rPr>
+                <w:lang w:val="nl"/>
+              </w:rPr>
+              <w:t xml:space="preserve">uit: zonder bevestiging is er geen toestemming). Bevestigd: tot het openingsbericht is verstuurd (een dag later weg), en uiterlijk</w:t>
+            </w:r>
+            <w:r>
+              <w:rPr>
+                <w:lang w:val="nl"/>
+              </w:rPr>
+              <w:t xml:space="preserve"> </w:t>
+            </w:r>
+            <w:r>
+              <w:rPr>
+                <w:rStyle w:val="VerbatimChar"/>
+                <w:lang w:val="nl"/>
+              </w:rPr>
+              <w:t xml:space="preserve">bewaar.seintje_mnd</w:t>
+            </w:r>
+            <w:r>
+              <w:rPr>
+                <w:lang w:val="nl"/>
+              </w:rPr>
+              <w:t xml:space="preserve"> </w:t>
+            </w:r>
+            <w:r>
+              <w:rPr>
+                <w:lang w:val="nl"/>
+              </w:rPr>
+              <w:t xml:space="preserve">maanden (standaard en maximaal 12) na de bevestiging. Intrekken: meteen weg.</w:t>
+            </w:r>
+          </w:p>
+        </w:tc>
+      </w:tr>
+      <w:tr>
+        <w:tc>
+          <w:tcPr/>
+          <w:p>
+            <w:pPr>
+              <w:pStyle w:val="Compact"/>
+            </w:pPr>
+            <w:r>
+              <w:rPr>
+                <w:lang w:val="nl"/>
+              </w:rPr>
+              <w:t xml:space="preserve">Intrekken</w:t>
+            </w:r>
+          </w:p>
+        </w:tc>
+        <w:tc>
+          <w:tcPr/>
+          <w:p>
+            <w:pPr>
+              <w:pStyle w:val="Compact"/>
+            </w:pPr>
+            <w:r>
+              <w:rPr>
+                <w:lang w:val="nl"/>
+              </w:rPr>
+              <w:t xml:space="preserve">De link in de bevestigingsmail en de afmeldlink onder het openingsbericht leiden naar</w:t>
+            </w:r>
+            <w:r>
+              <w:rPr>
+                <w:lang w:val="nl"/>
+              </w:rPr>
+              <w:t xml:space="preserve"> </w:t>
+            </w:r>
+            <w:r>
+              <w:rPr>
+                <w:rStyle w:val="VerbatimChar"/>
+                <w:lang w:val="nl"/>
+              </w:rPr>
+              <w:t xml:space="preserve">/seintje.php</w:t>
+            </w:r>
+            <w:r>
+              <w:rPr>
+                <w:lang w:val="nl"/>
+              </w:rPr>
+              <w:t xml:space="preserve"> </w:t>
+            </w:r>
+            <w:r>
+              <w:rPr>
+                <w:lang w:val="nl"/>
+              </w:rPr>
+              <w:t xml:space="preserve">met de knop "Toch geen seintje"; die verwijdert de rij direct (art. 7 lid 3).</w:t>
+            </w:r>
+          </w:p>
+        </w:tc>
+      </w:tr>
+      <w:tr>
+        <w:tc>
+          <w:tcPr/>
+          <w:p>
+            <w:pPr>
+              <w:pStyle w:val="Compact"/>
+            </w:pPr>
+            <w:r>
+              <w:rPr>
+                <w:lang w:val="nl"/>
+              </w:rPr>
+              <w:t xml:space="preserve">Beveiliging</w:t>
+            </w:r>
+          </w:p>
+        </w:tc>
+        <w:tc>
+          <w:tcPr/>
+          <w:p>
+            <w:pPr>
+              <w:pStyle w:val="Compact"/>
+            </w:pPr>
+            <w:r>
+              <w:rPr>
+                <w:lang w:val="nl"/>
+              </w:rPr>
+              <w:t xml:space="preserve">Anti-bot-token (wervingspagina, paal13.com) of csrf (</w:t>
+            </w:r>
+            <w:r>
+              <w:rPr>
+                <w:rStyle w:val="VerbatimChar"/>
+                <w:lang w:val="nl"/>
+              </w:rPr>
+              <w:t xml:space="preserve">/aanmelden.php</w:t>
+            </w:r>
+            <w:r>
+              <w:rPr>
+                <w:lang w:val="nl"/>
+              </w:rPr>
+              <w:t xml:space="preserve">), honeypot, maximaal 10 aanvragen per uur per IP-adres en maximaal 3 bevestigingsmails per adres per dag. Bevestigen en intrekken alleen met een knop die post, niet op een GET (mailscanners). Het scherm verklapt nooit of een adres al bekend is. De bevestigingsmail wordt niet gelogd (</w:t>
+            </w:r>
+            <w:r>
+              <w:rPr>
+                <w:rStyle w:val="VerbatimChar"/>
+                <w:lang w:val="nl"/>
+              </w:rPr>
+              <w:t xml:space="preserve">body_loggen</w:t>
+            </w:r>
+            <w:r>
+              <w:rPr>
+                <w:lang w:val="nl"/>
+              </w:rPr>
+              <w:t xml:space="preserve"> </w:t>
+            </w:r>
+            <w:r>
+              <w:rPr>
+                <w:lang w:val="nl"/>
+              </w:rPr>
+              <w:t xml:space="preserve">uit).</w:t>
+            </w:r>
+          </w:p>
+        </w:tc>
+      </w:tr>
+    </w:tbl>
     <w:bookmarkEnd w:id="25"/>
     <w:bookmarkStart w:id="26" w:name="bijzonderheden"/>
     <w:p>
@@ -10774,7 +11339,7 @@
               <w:rPr>
                 <w:lang w:val="nl"/>
               </w:rPr>
-              <w:t xml:space="preserve">Seintje: afmeldlink of de knop in het portaal. Foto's: per mail. Wat al gebeurde blijft rechtmatig.</w:t>
+              <w:t xml:space="preserve">Seintje: afmeldlink of de knop in het portaal. Seintje buiten het seizoen: de knop "Toch geen seintje" achter de link in de mail (gegevens meteen weg). Foto's: per mail. Wat al gebeurde blijft rechtmatig.</w:t>
             </w:r>
           </w:p>
         </w:tc>
@@ -11670,6 +12235,55 @@
                 <w:lang w:val="nl"/>
               </w:rPr>
               <w:t xml:space="preserve">Selectiedag en trainingsweekend: bevestiging "ik kom / ik kan niet" met reden, het gesprek met het bestuur (besluit, interne notitie, bericht aan de sollicitant), vergrendeling "bezig door" en de incheck-tablet met foto. Alles zit in de inzage en gaat mee bij wissen.</w:t>
+            </w:r>
+          </w:p>
+        </w:tc>
+      </w:tr>
+      <w:tr>
+        <w:tc>
+          <w:tcPr/>
+          <w:p>
+            <w:pPr>
+              <w:pStyle w:val="Compact"/>
+            </w:pPr>
+            <w:r>
+              <w:rPr>
+                <w:lang w:val="nl"/>
+              </w:rPr>
+              <w:t xml:space="preserve">27 september 2026</w:t>
+            </w:r>
+          </w:p>
+        </w:tc>
+        <w:tc>
+          <w:tcPr/>
+          <w:p>
+            <w:pPr>
+              <w:pStyle w:val="Compact"/>
+            </w:pPr>
+            <w:r>
+              <w:rPr>
+                <w:lang w:val="nl"/>
+              </w:rPr>
+              <w:t xml:space="preserve">Seintje buiten het seizoen: wie nog niet solliciteerde kan bij een gesloten aanmelding om één bericht vragen (voornaam, e-mail, bron; dubbele bevestiging; onbevestigd 7 dagen, daarna tot het bericht en maximaal 12 maanden). Tabel</w:t>
+            </w:r>
+            <w:r>
+              <w:rPr>
+                <w:lang w:val="nl"/>
+              </w:rPr>
+              <w:t xml:space="preserve"> </w:t>
+            </w:r>
+            <w:r>
+              <w:rPr>
+                <w:rStyle w:val="VerbatimChar"/>
+                <w:lang w:val="nl"/>
+              </w:rPr>
+              <w:t xml:space="preserve">werving_seintje</w:t>
+            </w:r>
+            <w:r>
+              <w:rPr>
+                <w:lang w:val="nl"/>
+              </w:rPr>
+              <w:t xml:space="preserve">; privacyverklaring bijgewerkt.</w:t>
             </w:r>
           </w:p>
         </w:tc>

--- a/docs/handleiding/word/verwerkingsregister.docx
+++ b/docs/handleiding/word/verwerkingsregister.docx
@@ -373,6 +373,24 @@
           <w:numId w:val="1001"/>
         </w:numPr>
       </w:pPr>
+      <w:hyperlink w:anchor="productiekopie-op-de-testomgeving">
+        <w:r>
+          <w:rPr>
+            <w:rStyle w:val="Hyperlink"/>
+            <w:lang w:val="nl"/>
+          </w:rPr>
+          <w:t xml:space="preserve">Productiekopie op de testomgeving</w:t>
+        </w:r>
+      </w:hyperlink>
+    </w:p>
+    <w:p>
+      <w:pPr>
+        <w:pStyle w:val="Compact"/>
+        <w:numPr>
+          <w:ilvl w:val="0"/>
+          <w:numId w:val="1001"/>
+        </w:numPr>
+      </w:pPr>
       <w:hyperlink w:anchor="seintje-bij-de-volgende-werving">
         <w:r>
           <w:rPr>
@@ -1780,6 +1798,50 @@
               <w:rPr>
                 <w:lang w:val="nl"/>
               </w:rPr>
+              <w:t xml:space="preserve">Productiekopie op de testomgeving</w:t>
+            </w:r>
+          </w:p>
+        </w:tc>
+        <w:tc>
+          <w:tcPr/>
+          <w:p>
+            <w:pPr>
+              <w:pStyle w:val="Compact"/>
+            </w:pPr>
+            <w:r>
+              <w:rPr>
+                <w:lang w:val="nl"/>
+              </w:rPr>
+              <w:t xml:space="preserve">art. 6 lid 1 sub f en art. 32</w:t>
+            </w:r>
+          </w:p>
+        </w:tc>
+        <w:tc>
+          <w:tcPr/>
+          <w:p>
+            <w:pPr>
+              <w:pStyle w:val="Compact"/>
+            </w:pPr>
+            <w:r>
+              <w:rPr>
+                <w:lang w:val="nl"/>
+              </w:rPr>
+              <w:t xml:space="preserve">echte gegevens alleen de minuten tussen importeren en anonimiseren; exportbestand direct weg</w:t>
+            </w:r>
+          </w:p>
+        </w:tc>
+      </w:tr>
+      <w:tr>
+        <w:tc>
+          <w:tcPr/>
+          <w:p>
+            <w:pPr>
+              <w:pStyle w:val="Compact"/>
+            </w:pPr>
+            <w:r>
+              <w:rPr>
+                <w:lang w:val="nl"/>
+              </w:rPr>
               <w:t xml:space="preserve">Seintje bij de volgende werving</w:t>
             </w:r>
           </w:p>
@@ -9593,7 +9655,7 @@
       </w:tr>
     </w:tbl>
     <w:bookmarkEnd w:id="24"/>
-    <w:bookmarkStart w:id="25" w:name="seintje-bij-de-volgende-werving"/>
+    <w:bookmarkStart w:id="25" w:name="productiekopie-op-de-testomgeving"/>
     <w:p>
       <w:pPr>
         <w:pStyle w:val="Heading1"/>
@@ -9602,7 +9664,7 @@
         <w:rPr>
           <w:lang w:val="nl"/>
         </w:rPr>
-        <w:t xml:space="preserve">Seintje bij de volgende werving</w:t>
+        <w:t xml:space="preserve">Productiekopie op de testomgeving</w:t>
       </w:r>
     </w:p>
     <w:p>
@@ -9627,7 +9689,7 @@
         <w:rPr>
           <w:lang w:val="nl"/>
         </w:rPr>
-        <w:t xml:space="preserve">een afgewezen sollicitant kan met één knop vragen om bericht als we weer mensen</w:t>
+        <w:t xml:space="preserve">vóór elke productie-uitrol gaat een kopie van de productiedatabase naar de</w:t>
       </w:r>
       <w:r>
         <w:rPr>
@@ -9639,7 +9701,31 @@
         <w:rPr>
           <w:lang w:val="nl"/>
         </w:rPr>
-        <w:t xml:space="preserve">zoeken. Dat is toestemming, apart gegeven en net zo makkelijk in te trekken.</w:t>
+        <w:t xml:space="preserve">testomgeving (zelfde hoster) en wordt die meteen geanonimiseerd. De echte gegevens staan daar</w:t>
+      </w:r>
+      <w:r>
+        <w:rPr>
+          <w:lang w:val="nl"/>
+        </w:rPr>
+        <w:t xml:space="preserve"> </w:t>
+      </w:r>
+      <w:r>
+        <w:rPr>
+          <w:lang w:val="nl"/>
+        </w:rPr>
+        <w:t xml:space="preserve">alleen de paar minuten tussen importeren en anonimiseren; het exportbestand wordt direct</w:t>
+      </w:r>
+      <w:r>
+        <w:rPr>
+          <w:lang w:val="nl"/>
+        </w:rPr>
+        <w:t xml:space="preserve"> </w:t>
+      </w:r>
+      <w:r>
+        <w:rPr>
+          <w:lang w:val="nl"/>
+        </w:rPr>
+        <w:t xml:space="preserve">weggegooid.</w:t>
       </w:r>
     </w:p>
     <w:tbl>
@@ -9710,7 +9796,7 @@
               <w:rPr>
                 <w:lang w:val="nl"/>
               </w:rPr>
-              <w:t xml:space="preserve">Afgewezen sollicitanten die dat willen, benaderen bij een volgende werving.</w:t>
+              <w:t xml:space="preserve">Een nieuwe versie testen tegen de echte opbouw en aantallen van productie ("generale repetitie"), zodat fouten niet pas op productie en bij echte sollicitanten optreden.</w:t>
             </w:r>
           </w:p>
         </w:tc>
@@ -9740,7 +9826,7 @@
               <w:rPr>
                 <w:lang w:val="nl"/>
               </w:rPr>
-              <w:t xml:space="preserve">Art. 6 lid 1 sub a AVG, toestemming, los gegeven (art. 7) en vereist voor ongevraagde berichten (Telecommunicatiewet art. 11.7). Oud-strandwachten (ooit aangenomen) benaderen we op grond van gerechtvaardigd belang (art. 6 lid 1 sub f), met een afmeldlink als bezwaarmogelijkheid; dat staat in de privacyverklaring.</w:t>
+              <w:t xml:space="preserve">Art. 6 lid 1 sub f AVG (gerechtvaardigd belang: een betrouwbaar systeem) en art. 32 (testen hoort bij passende beveiliging). Het gebruik is verenigbaar met het oorspronkelijke doel (art. 6 lid 4): zelfde verantwoordelijke, zelfde hoster, kort, en direct geanonimiseerd.</w:t>
             </w:r>
           </w:p>
         </w:tc>
@@ -9770,7 +9856,7 @@
               <w:rPr>
                 <w:lang w:val="nl"/>
               </w:rPr>
-              <w:t xml:space="preserve">Afgewezen sollicitanten; oud-strandwachten.</w:t>
+              <w:t xml:space="preserve">Alle betrokkenen van wie gegevens in de productiedatabase staan.</w:t>
             </w:r>
           </w:p>
         </w:tc>
@@ -9800,39 +9886,45 @@
               <w:rPr>
                 <w:lang w:val="nl"/>
               </w:rPr>
-              <w:t xml:space="preserve">Moment en bron van de toestemming (</w:t>
-            </w:r>
-            <w:r>
-              <w:rPr>
-                <w:rStyle w:val="VerbatimChar"/>
-                <w:lang w:val="nl"/>
-              </w:rPr>
-              <w:t xml:space="preserve">personen.seintje_op</w:t>
-            </w:r>
-            <w:r>
-              <w:rPr>
-                <w:lang w:val="nl"/>
-              </w:rPr>
-              <w:t xml:space="preserve">,</w:t>
-            </w:r>
-            <w:r>
-              <w:rPr>
-                <w:lang w:val="nl"/>
-              </w:rPr>
-              <w:t xml:space="preserve"> </w:t>
-            </w:r>
-            <w:r>
-              <w:rPr>
-                <w:rStyle w:val="VerbatimChar"/>
-                <w:lang w:val="nl"/>
-              </w:rPr>
-              <w:t xml:space="preserve">seintje_bron</w:t>
-            </w:r>
-            <w:r>
-              <w:rPr>
-                <w:lang w:val="nl"/>
-              </w:rPr>
-              <w:t xml:space="preserve">), afmeldtoken, en de gegevens van het dossier die zolang blijven staan.</w:t>
+              <w:t xml:space="preserve">Tijdelijk de hele database. Daarna vervangt</w:t>
+            </w:r>
+            <w:r>
+              <w:rPr>
+                <w:lang w:val="nl"/>
+              </w:rPr>
+              <w:t xml:space="preserve"> </w:t>
+            </w:r>
+            <w:r>
+              <w:rPr>
+                <w:rStyle w:val="VerbatimChar"/>
+                <w:lang w:val="nl"/>
+              </w:rPr>
+              <w:t xml:space="preserve">tools/anonimiseer_testkopie.php</w:t>
+            </w:r>
+            <w:r>
+              <w:rPr>
+                <w:lang w:val="nl"/>
+              </w:rPr>
+              <w:t xml:space="preserve"> </w:t>
+            </w:r>
+            <w:r>
+              <w:rPr>
+                <w:lang w:val="nl"/>
+              </w:rPr>
+              <w:t xml:space="preserve">namen, e-mailadressen, telefoonnummers, adressen, vrije teksten, berichtinhoud, IP-adressen en browsers door nepwaarden; geboortedatums schuiven hooguit een half jaar; handtekeningen, versleutelde BSN/IBAN-velden, formulierantwoorden en foto's gaan weg; inlogcodes, tokens en wachtrijen worden geleegd; sleutels van koppelingen worden leeggemaakt of vernieuwd. De bestanden in de kluis (</w:t>
+            </w:r>
+            <w:r>
+              <w:rPr>
+                <w:rStyle w:val="VerbatimChar"/>
+                <w:lang w:val="nl"/>
+              </w:rPr>
+              <w:t xml:space="preserve">DOCUMENTEN_MAP</w:t>
+            </w:r>
+            <w:r>
+              <w:rPr>
+                <w:lang w:val="nl"/>
+              </w:rPr>
+              <w:t xml:space="preserve">) en de kluissleutel van productie gaan niet mee, dus documenten zijn op test onleesbaar. Wat blijft: fases, seizoenen, data van aanmelden en ondertekenen, aantallen en instellingen. Strikt genomen is dat pseudonimisering, geen volledige anonimisering: met kennis van buiten (wie wanneer solliciteerde) is een rij soms nog te herleiden.</w:t>
             </w:r>
           </w:p>
         </w:tc>
@@ -9862,26 +9954,32 @@
               <w:rPr>
                 <w:lang w:val="nl"/>
               </w:rPr>
-              <w:t xml:space="preserve">Bestuur (module</w:t>
-            </w:r>
-            <w:r>
-              <w:rPr>
-                <w:lang w:val="nl"/>
-              </w:rPr>
-              <w:t xml:space="preserve"> </w:t>
-            </w:r>
-            <w:r>
-              <w:rPr>
-                <w:rStyle w:val="VerbatimChar"/>
-                <w:lang w:val="nl"/>
-              </w:rPr>
-              <w:t xml:space="preserve">mailing</w:t>
-            </w:r>
-            <w:r>
-              <w:rPr>
-                <w:lang w:val="nl"/>
-              </w:rPr>
-              <w:t xml:space="preserve">). E-mailprovider, eventueel WhatsReach of sms-dienst.</w:t>
+              <w:t xml:space="preserve">Alleen de technisch beheerder en wie toegang heeft tot het beheer van test. Cloud86 (zelfde hoster als productie). Geen externe diensten: WhatsApp en sms gaan uit, de AI-sleutel wordt leeggemaakt en</w:t>
+            </w:r>
+            <w:r>
+              <w:rPr>
+                <w:lang w:val="nl"/>
+              </w:rPr>
+              <w:t xml:space="preserve"> </w:t>
+            </w:r>
+            <w:r>
+              <w:rPr>
+                <w:rStyle w:val="VerbatimChar"/>
+                <w:lang w:val="nl"/>
+              </w:rPr>
+              <w:t xml:space="preserve">MAIL_OMLEIDEN</w:t>
+            </w:r>
+            <w:r>
+              <w:rPr>
+                <w:lang w:val="nl"/>
+              </w:rPr>
+              <w:t xml:space="preserve"> </w:t>
+            </w:r>
+            <w:r>
+              <w:rPr>
+                <w:lang w:val="nl"/>
+              </w:rPr>
+              <w:t xml:space="preserve">leidt alle e-mail naar de tester (het script weigert zonder).</w:t>
             </w:r>
           </w:p>
         </w:tc>
@@ -9911,28 +10009,7 @@
               <w:rPr>
                 <w:lang w:val="nl"/>
               </w:rPr>
-              <w:t xml:space="preserve">Alleen via WhatsApp (zie</w:t>
-            </w:r>
-            <w:r>
-              <w:rPr>
-                <w:lang w:val="nl"/>
-              </w:rPr>
-              <w:t xml:space="preserve"> </w:t>
-            </w:r>
-            <w:hyperlink w:anchor="berichten">
-              <w:r>
-                <w:rPr>
-                  <w:rStyle w:val="Hyperlink"/>
-                  <w:lang w:val="nl"/>
-                </w:rPr>
-                <w:t xml:space="preserve">Berichten</w:t>
-              </w:r>
-            </w:hyperlink>
-            <w:r>
-              <w:rPr>
-                <w:lang w:val="nl"/>
-              </w:rPr>
-              <w:t xml:space="preserve">).</w:t>
+              <w:t xml:space="preserve">Nee.</w:t>
             </w:r>
           </w:p>
         </w:tc>
@@ -9962,39 +10039,7 @@
               <w:rPr>
                 <w:lang w:val="nl"/>
               </w:rPr>
-              <w:t xml:space="preserve">Maximaal 12 maanden na de toestemming (</w:t>
-            </w:r>
-            <w:r>
-              <w:rPr>
-                <w:rStyle w:val="VerbatimChar"/>
-                <w:lang w:val="nl"/>
-              </w:rPr>
-              <w:t xml:space="preserve">bewaar.seintje_mnd</w:t>
-            </w:r>
-            <w:r>
-              <w:rPr>
-                <w:lang w:val="nl"/>
-              </w:rPr>
-              <w:t xml:space="preserve">, standaard 12). Na intrekken: anonimiseren volgens</w:t>
-            </w:r>
-            <w:r>
-              <w:rPr>
-                <w:lang w:val="nl"/>
-              </w:rPr>
-              <w:t xml:space="preserve"> </w:t>
-            </w:r>
-            <w:r>
-              <w:rPr>
-                <w:rStyle w:val="VerbatimChar"/>
-                <w:lang w:val="nl"/>
-              </w:rPr>
-              <w:t xml:space="preserve">bewaar.afgewezen_weken</w:t>
-            </w:r>
-            <w:r>
-              <w:rPr>
-                <w:lang w:val="nl"/>
-              </w:rPr>
-              <w:t xml:space="preserve">.</w:t>
+              <w:t xml:space="preserve">Echte gegevens op test: alleen tussen importeren en het script (minuten). Het exportbestand: direct na het script verwijderen, van de server en van de laptop. De geanonimiseerde kopie blijft tot de volgende generale repetitie.</w:t>
             </w:r>
           </w:p>
         </w:tc>
@@ -10024,15 +10069,47 @@
               <w:rPr>
                 <w:lang w:val="nl"/>
               </w:rPr>
-              <w:t xml:space="preserve">Toestemming geven nooit op een GET (mailscanners), alleen na een klik op een knop; intrekken via de afmeldlink of in het portaal.</w:t>
+              <w:t xml:space="preserve">De cron van test staat uit tijdens importeren en anonimiseren; het script draait alleen vanaf de opdrachtregel, alleen op test, alleen met</w:t>
+            </w:r>
+            <w:r>
+              <w:rPr>
+                <w:lang w:val="nl"/>
+              </w:rPr>
+              <w:t xml:space="preserve"> </w:t>
+            </w:r>
+            <w:r>
+              <w:rPr>
+                <w:rStyle w:val="VerbatimChar"/>
+                <w:lang w:val="nl"/>
+              </w:rPr>
+              <w:t xml:space="preserve">--ja</w:t>
+            </w:r>
+            <w:r>
+              <w:rPr>
+                <w:lang w:val="nl"/>
+              </w:rPr>
+              <w:t xml:space="preserve">, in één transactie, en controleert na afloop alle tekstkolommen op overgebleven e-mailadressen, telefoonnummers en IBAN's. Stappen in het Runbook systeembeheer, hoofdstuk "Generale repetitie op test".</w:t>
             </w:r>
           </w:p>
         </w:tc>
       </w:tr>
     </w:tbl>
+    <w:bookmarkEnd w:id="25"/>
+    <w:bookmarkStart w:id="26" w:name="seintje-bij-de-volgende-werving"/>
     <w:p>
       <w:pPr>
-        <w:pStyle w:val="BodyText"/>
+        <w:pStyle w:val="Heading1"/>
+      </w:pPr>
+      <w:r>
+        <w:rPr>
+          <w:lang w:val="nl"/>
+        </w:rPr>
+        <w:t xml:space="preserve">Seintje bij de volgende werving</w:t>
+      </w:r>
+    </w:p>
+    <w:p>
+      <w:pPr>
+        <w:pStyle w:val="BlockText"/>
       </w:pPr>
       <w:r>
         <w:rPr>
@@ -10040,7 +10117,7 @@
           <w:bCs/>
           <w:lang w:val="nl"/>
         </w:rPr>
-        <w:t xml:space="preserve">Seintje buiten het seizoen.</w:t>
+        <w:t xml:space="preserve">In het kort:</w:t>
       </w:r>
       <w:r>
         <w:rPr>
@@ -10052,7 +10129,7 @@
         <w:rPr>
           <w:lang w:val="nl"/>
         </w:rPr>
-        <w:t xml:space="preserve">Staat de aanmelding dicht, dan tonen het aanmeldformulier, de</w:t>
+        <w:t xml:space="preserve">een afgewezen sollicitant kan met één knop vragen om bericht als we weer mensen</w:t>
       </w:r>
       <w:r>
         <w:rPr>
@@ -10064,32 +10141,7 @@
         <w:rPr>
           <w:lang w:val="nl"/>
         </w:rPr>
-        <w:t xml:space="preserve">wervingspagina's en het formulier op paal13.com een klein formulier: "laat je e-mailadres achter,</w:t>
-      </w:r>
-      <w:r>
-        <w:rPr>
-          <w:lang w:val="nl"/>
-        </w:rPr>
-        <w:t xml:space="preserve"> </w:t>
-      </w:r>
-      <w:r>
-        <w:rPr>
-          <w:lang w:val="nl"/>
-        </w:rPr>
-        <w:t xml:space="preserve">dan sturen we je één bericht zodra je je kunt aanmelden" (</w:t>
-      </w:r>
-      <w:r>
-        <w:rPr>
-          <w:rStyle w:val="VerbatimChar"/>
-          <w:lang w:val="nl"/>
-        </w:rPr>
-        <w:t xml:space="preserve">includes/seintje_werving.php</w:t>
-      </w:r>
-      <w:r>
-        <w:rPr>
-          <w:lang w:val="nl"/>
-        </w:rPr>
-        <w:t xml:space="preserve">).</w:t>
+        <w:t xml:space="preserve">zoeken. Dat is toestemming, apart gegeven en net zo makkelijk in te trekken.</w:t>
       </w:r>
     </w:p>
     <w:tbl>
@@ -10160,6 +10212,456 @@
               <w:rPr>
                 <w:lang w:val="nl"/>
               </w:rPr>
+              <w:t xml:space="preserve">Afgewezen sollicitanten die dat willen, benaderen bij een volgende werving.</w:t>
+            </w:r>
+          </w:p>
+        </w:tc>
+      </w:tr>
+      <w:tr>
+        <w:tc>
+          <w:tcPr/>
+          <w:p>
+            <w:pPr>
+              <w:pStyle w:val="Compact"/>
+            </w:pPr>
+            <w:r>
+              <w:rPr>
+                <w:lang w:val="nl"/>
+              </w:rPr>
+              <w:t xml:space="preserve">Grondslag</w:t>
+            </w:r>
+          </w:p>
+        </w:tc>
+        <w:tc>
+          <w:tcPr/>
+          <w:p>
+            <w:pPr>
+              <w:pStyle w:val="Compact"/>
+            </w:pPr>
+            <w:r>
+              <w:rPr>
+                <w:lang w:val="nl"/>
+              </w:rPr>
+              <w:t xml:space="preserve">Art. 6 lid 1 sub a AVG, toestemming, los gegeven (art. 7) en vereist voor ongevraagde berichten (Telecommunicatiewet art. 11.7). Oud-strandwachten (ooit aangenomen) benaderen we op grond van gerechtvaardigd belang (art. 6 lid 1 sub f), met een afmeldlink als bezwaarmogelijkheid; dat staat in de privacyverklaring.</w:t>
+            </w:r>
+          </w:p>
+        </w:tc>
+      </w:tr>
+      <w:tr>
+        <w:tc>
+          <w:tcPr/>
+          <w:p>
+            <w:pPr>
+              <w:pStyle w:val="Compact"/>
+            </w:pPr>
+            <w:r>
+              <w:rPr>
+                <w:lang w:val="nl"/>
+              </w:rPr>
+              <w:t xml:space="preserve">Betrokkenen</w:t>
+            </w:r>
+          </w:p>
+        </w:tc>
+        <w:tc>
+          <w:tcPr/>
+          <w:p>
+            <w:pPr>
+              <w:pStyle w:val="Compact"/>
+            </w:pPr>
+            <w:r>
+              <w:rPr>
+                <w:lang w:val="nl"/>
+              </w:rPr>
+              <w:t xml:space="preserve">Afgewezen sollicitanten; oud-strandwachten.</w:t>
+            </w:r>
+          </w:p>
+        </w:tc>
+      </w:tr>
+      <w:tr>
+        <w:tc>
+          <w:tcPr/>
+          <w:p>
+            <w:pPr>
+              <w:pStyle w:val="Compact"/>
+            </w:pPr>
+            <w:r>
+              <w:rPr>
+                <w:lang w:val="nl"/>
+              </w:rPr>
+              <w:t xml:space="preserve">Persoonsgegevens</w:t>
+            </w:r>
+          </w:p>
+        </w:tc>
+        <w:tc>
+          <w:tcPr/>
+          <w:p>
+            <w:pPr>
+              <w:pStyle w:val="Compact"/>
+            </w:pPr>
+            <w:r>
+              <w:rPr>
+                <w:lang w:val="nl"/>
+              </w:rPr>
+              <w:t xml:space="preserve">Moment en bron van de toestemming (</w:t>
+            </w:r>
+            <w:r>
+              <w:rPr>
+                <w:rStyle w:val="VerbatimChar"/>
+                <w:lang w:val="nl"/>
+              </w:rPr>
+              <w:t xml:space="preserve">personen.seintje_op</w:t>
+            </w:r>
+            <w:r>
+              <w:rPr>
+                <w:lang w:val="nl"/>
+              </w:rPr>
+              <w:t xml:space="preserve">,</w:t>
+            </w:r>
+            <w:r>
+              <w:rPr>
+                <w:lang w:val="nl"/>
+              </w:rPr>
+              <w:t xml:space="preserve"> </w:t>
+            </w:r>
+            <w:r>
+              <w:rPr>
+                <w:rStyle w:val="VerbatimChar"/>
+                <w:lang w:val="nl"/>
+              </w:rPr>
+              <w:t xml:space="preserve">seintje_bron</w:t>
+            </w:r>
+            <w:r>
+              <w:rPr>
+                <w:lang w:val="nl"/>
+              </w:rPr>
+              <w:t xml:space="preserve">), afmeldtoken, en de gegevens van het dossier die zolang blijven staan.</w:t>
+            </w:r>
+          </w:p>
+        </w:tc>
+      </w:tr>
+      <w:tr>
+        <w:tc>
+          <w:tcPr/>
+          <w:p>
+            <w:pPr>
+              <w:pStyle w:val="Compact"/>
+            </w:pPr>
+            <w:r>
+              <w:rPr>
+                <w:lang w:val="nl"/>
+              </w:rPr>
+              <w:t xml:space="preserve">Ontvangers en verwerkers</w:t>
+            </w:r>
+          </w:p>
+        </w:tc>
+        <w:tc>
+          <w:tcPr/>
+          <w:p>
+            <w:pPr>
+              <w:pStyle w:val="Compact"/>
+            </w:pPr>
+            <w:r>
+              <w:rPr>
+                <w:lang w:val="nl"/>
+              </w:rPr>
+              <w:t xml:space="preserve">Bestuur (module</w:t>
+            </w:r>
+            <w:r>
+              <w:rPr>
+                <w:lang w:val="nl"/>
+              </w:rPr>
+              <w:t xml:space="preserve"> </w:t>
+            </w:r>
+            <w:r>
+              <w:rPr>
+                <w:rStyle w:val="VerbatimChar"/>
+                <w:lang w:val="nl"/>
+              </w:rPr>
+              <w:t xml:space="preserve">mailing</w:t>
+            </w:r>
+            <w:r>
+              <w:rPr>
+                <w:lang w:val="nl"/>
+              </w:rPr>
+              <w:t xml:space="preserve">). E-mailprovider, eventueel WhatsReach of sms-dienst.</w:t>
+            </w:r>
+          </w:p>
+        </w:tc>
+      </w:tr>
+      <w:tr>
+        <w:tc>
+          <w:tcPr/>
+          <w:p>
+            <w:pPr>
+              <w:pStyle w:val="Compact"/>
+            </w:pPr>
+            <w:r>
+              <w:rPr>
+                <w:lang w:val="nl"/>
+              </w:rPr>
+              <w:t xml:space="preserve">Doorgifte buiten de EER</w:t>
+            </w:r>
+          </w:p>
+        </w:tc>
+        <w:tc>
+          <w:tcPr/>
+          <w:p>
+            <w:pPr>
+              <w:pStyle w:val="Compact"/>
+            </w:pPr>
+            <w:r>
+              <w:rPr>
+                <w:lang w:val="nl"/>
+              </w:rPr>
+              <w:t xml:space="preserve">Alleen via WhatsApp (zie</w:t>
+            </w:r>
+            <w:r>
+              <w:rPr>
+                <w:lang w:val="nl"/>
+              </w:rPr>
+              <w:t xml:space="preserve"> </w:t>
+            </w:r>
+            <w:hyperlink w:anchor="berichten">
+              <w:r>
+                <w:rPr>
+                  <w:rStyle w:val="Hyperlink"/>
+                  <w:lang w:val="nl"/>
+                </w:rPr>
+                <w:t xml:space="preserve">Berichten</w:t>
+              </w:r>
+            </w:hyperlink>
+            <w:r>
+              <w:rPr>
+                <w:lang w:val="nl"/>
+              </w:rPr>
+              <w:t xml:space="preserve">).</w:t>
+            </w:r>
+          </w:p>
+        </w:tc>
+      </w:tr>
+      <w:tr>
+        <w:tc>
+          <w:tcPr/>
+          <w:p>
+            <w:pPr>
+              <w:pStyle w:val="Compact"/>
+            </w:pPr>
+            <w:r>
+              <w:rPr>
+                <w:lang w:val="nl"/>
+              </w:rPr>
+              <w:t xml:space="preserve">Bewaartermijn</w:t>
+            </w:r>
+          </w:p>
+        </w:tc>
+        <w:tc>
+          <w:tcPr/>
+          <w:p>
+            <w:pPr>
+              <w:pStyle w:val="Compact"/>
+            </w:pPr>
+            <w:r>
+              <w:rPr>
+                <w:lang w:val="nl"/>
+              </w:rPr>
+              <w:t xml:space="preserve">Maximaal 12 maanden na de toestemming (</w:t>
+            </w:r>
+            <w:r>
+              <w:rPr>
+                <w:rStyle w:val="VerbatimChar"/>
+                <w:lang w:val="nl"/>
+              </w:rPr>
+              <w:t xml:space="preserve">bewaar.seintje_mnd</w:t>
+            </w:r>
+            <w:r>
+              <w:rPr>
+                <w:lang w:val="nl"/>
+              </w:rPr>
+              <w:t xml:space="preserve">, standaard 12). Na intrekken: anonimiseren volgens</w:t>
+            </w:r>
+            <w:r>
+              <w:rPr>
+                <w:lang w:val="nl"/>
+              </w:rPr>
+              <w:t xml:space="preserve"> </w:t>
+            </w:r>
+            <w:r>
+              <w:rPr>
+                <w:rStyle w:val="VerbatimChar"/>
+                <w:lang w:val="nl"/>
+              </w:rPr>
+              <w:t xml:space="preserve">bewaar.afgewezen_weken</w:t>
+            </w:r>
+            <w:r>
+              <w:rPr>
+                <w:lang w:val="nl"/>
+              </w:rPr>
+              <w:t xml:space="preserve">.</w:t>
+            </w:r>
+          </w:p>
+        </w:tc>
+      </w:tr>
+      <w:tr>
+        <w:tc>
+          <w:tcPr/>
+          <w:p>
+            <w:pPr>
+              <w:pStyle w:val="Compact"/>
+            </w:pPr>
+            <w:r>
+              <w:rPr>
+                <w:lang w:val="nl"/>
+              </w:rPr>
+              <w:t xml:space="preserve">Beveiliging</w:t>
+            </w:r>
+          </w:p>
+        </w:tc>
+        <w:tc>
+          <w:tcPr/>
+          <w:p>
+            <w:pPr>
+              <w:pStyle w:val="Compact"/>
+            </w:pPr>
+            <w:r>
+              <w:rPr>
+                <w:lang w:val="nl"/>
+              </w:rPr>
+              <w:t xml:space="preserve">Toestemming geven nooit op een GET (mailscanners), alleen na een klik op een knop; intrekken via de afmeldlink of in het portaal.</w:t>
+            </w:r>
+          </w:p>
+        </w:tc>
+      </w:tr>
+    </w:tbl>
+    <w:p>
+      <w:pPr>
+        <w:pStyle w:val="BodyText"/>
+      </w:pPr>
+      <w:r>
+        <w:rPr>
+          <w:b/>
+          <w:bCs/>
+          <w:lang w:val="nl"/>
+        </w:rPr>
+        <w:t xml:space="preserve">Seintje buiten het seizoen.</w:t>
+      </w:r>
+      <w:r>
+        <w:rPr>
+          <w:lang w:val="nl"/>
+        </w:rPr>
+        <w:t xml:space="preserve"> </w:t>
+      </w:r>
+      <w:r>
+        <w:rPr>
+          <w:lang w:val="nl"/>
+        </w:rPr>
+        <w:t xml:space="preserve">Staat de aanmelding dicht, dan tonen het aanmeldformulier, de</w:t>
+      </w:r>
+      <w:r>
+        <w:rPr>
+          <w:lang w:val="nl"/>
+        </w:rPr>
+        <w:t xml:space="preserve"> </w:t>
+      </w:r>
+      <w:r>
+        <w:rPr>
+          <w:lang w:val="nl"/>
+        </w:rPr>
+        <w:t xml:space="preserve">wervingspagina's en het formulier op paal13.com een klein formulier: "laat je e-mailadres achter,</w:t>
+      </w:r>
+      <w:r>
+        <w:rPr>
+          <w:lang w:val="nl"/>
+        </w:rPr>
+        <w:t xml:space="preserve"> </w:t>
+      </w:r>
+      <w:r>
+        <w:rPr>
+          <w:lang w:val="nl"/>
+        </w:rPr>
+        <w:t xml:space="preserve">dan sturen we je één bericht zodra je je kunt aanmelden" (</w:t>
+      </w:r>
+      <w:r>
+        <w:rPr>
+          <w:rStyle w:val="VerbatimChar"/>
+          <w:lang w:val="nl"/>
+        </w:rPr>
+        <w:t xml:space="preserve">includes/seintje_werving.php</w:t>
+      </w:r>
+      <w:r>
+        <w:rPr>
+          <w:lang w:val="nl"/>
+        </w:rPr>
+        <w:t xml:space="preserve">).</w:t>
+      </w:r>
+    </w:p>
+    <w:tbl>
+      <w:tblPr>
+        <w:tblStyle w:val="Table"/>
+        <w:tblW w:type="auto" w:w="0"/>
+        <w:tblLook w:firstRow="1" w:lastRow="0" w:firstColumn="0" w:lastColumn="0" w:noHBand="0" w:noVBand="0" w:val="0020"/>
+      </w:tblPr>
+      <w:tblGrid>
+        <w:gridCol w:w="3960"/>
+        <w:gridCol w:w="3960"/>
+      </w:tblGrid>
+      <w:tr>
+        <w:trPr>
+          <w:tblHeader w:val="on"/>
+        </w:trPr>
+        <w:tc>
+          <w:tcPr/>
+          <w:p>
+            <w:pPr>
+              <w:pStyle w:val="Compact"/>
+            </w:pPr>
+            <w:r>
+              <w:rPr>
+                <w:lang w:val="nl"/>
+              </w:rPr>
+              <w:t xml:space="preserve">Onderdeel</w:t>
+            </w:r>
+          </w:p>
+        </w:tc>
+        <w:tc>
+          <w:tcPr/>
+          <w:p>
+            <w:pPr>
+              <w:pStyle w:val="Compact"/>
+            </w:pPr>
+            <w:r>
+              <w:rPr>
+                <w:lang w:val="nl"/>
+              </w:rPr>
+              <w:t xml:space="preserve">Inhoud</w:t>
+            </w:r>
+          </w:p>
+        </w:tc>
+      </w:tr>
+      <w:tr>
+        <w:tc>
+          <w:tcPr/>
+          <w:p>
+            <w:pPr>
+              <w:pStyle w:val="Compact"/>
+            </w:pPr>
+            <w:r>
+              <w:rPr>
+                <w:lang w:val="nl"/>
+              </w:rPr>
+              <w:t xml:space="preserve">Doel</w:t>
+            </w:r>
+          </w:p>
+        </w:tc>
+        <w:tc>
+          <w:tcPr/>
+          <w:p>
+            <w:pPr>
+              <w:pStyle w:val="Compact"/>
+            </w:pPr>
+            <w:r>
+              <w:rPr>
+                <w:lang w:val="nl"/>
+              </w:rPr>
               <w:t xml:space="preserve">Mensen die nog niet solliciteerden één bericht sturen als de aanmelding opengaat.</w:t>
             </w:r>
           </w:p>
@@ -10551,8 +11053,8 @@
         </w:tc>
       </w:tr>
     </w:tbl>
-    <w:bookmarkEnd w:id="25"/>
-    <w:bookmarkStart w:id="26" w:name="bijzonderheden"/>
+    <w:bookmarkEnd w:id="26"/>
+    <w:bookmarkStart w:id="27" w:name="bijzonderheden"/>
     <w:p>
       <w:pPr>
         <w:pStyle w:val="Heading1"/>
@@ -11042,8 +11544,8 @@
         <w:t xml:space="preserve">, logs of berichten.</w:t>
       </w:r>
     </w:p>
-    <w:bookmarkEnd w:id="26"/>
-    <w:bookmarkStart w:id="27" w:name="rechten-van-betrokkenen"/>
+    <w:bookmarkEnd w:id="27"/>
+    <w:bookmarkStart w:id="28" w:name="rechten-van-betrokkenen"/>
     <w:p>
       <w:pPr>
         <w:pStyle w:val="Heading1"/>
@@ -11428,8 +11930,8 @@
         <w:t xml:space="preserve">de verkeerde persoon terechtkomen. Klachten kunnen bij de Autoriteit Persoonsgegevens.</w:t>
       </w:r>
     </w:p>
-    <w:bookmarkEnd w:id="27"/>
-    <w:bookmarkStart w:id="28" w:name="datalekken"/>
+    <w:bookmarkEnd w:id="28"/>
+    <w:bookmarkStart w:id="29" w:name="datalekken"/>
     <w:p>
       <w:pPr>
         <w:pStyle w:val="Heading1"/>
@@ -11568,8 +12070,8 @@
         <w:t xml:space="preserve">gebruiken. Het datalekregister zelf houdt het bestuur buiten dit systeem bij.</w:t>
       </w:r>
     </w:p>
-    <w:bookmarkEnd w:id="28"/>
-    <w:bookmarkStart w:id="29" w:name="nog-vast-te-leggen"/>
+    <w:bookmarkEnd w:id="29"/>
+    <w:bookmarkStart w:id="30" w:name="nog-vast-te-leggen"/>
     <w:p>
       <w:pPr>
         <w:pStyle w:val="Heading1"/>
@@ -11877,8 +12379,8 @@
         <w:t xml:space="preserve">selectie).</w:t>
       </w:r>
     </w:p>
-    <w:bookmarkEnd w:id="29"/>
-    <w:bookmarkStart w:id="30" w:name="wijzigingen"/>
+    <w:bookmarkEnd w:id="30"/>
+    <w:bookmarkStart w:id="31" w:name="wijzigingen"/>
     <w:p>
       <w:pPr>
         <w:pStyle w:val="Heading1"/>
@@ -12337,8 +12839,57 @@
           </w:p>
         </w:tc>
       </w:tr>
+      <w:tr>
+        <w:tc>
+          <w:tcPr/>
+          <w:p>
+            <w:pPr>
+              <w:pStyle w:val="Compact"/>
+            </w:pPr>
+            <w:r>
+              <w:rPr>
+                <w:lang w:val="nl"/>
+              </w:rPr>
+              <w:t xml:space="preserve">28 september 2026</w:t>
+            </w:r>
+          </w:p>
+        </w:tc>
+        <w:tc>
+          <w:tcPr/>
+          <w:p>
+            <w:pPr>
+              <w:pStyle w:val="Compact"/>
+            </w:pPr>
+            <w:r>
+              <w:rPr>
+                <w:lang w:val="nl"/>
+              </w:rPr>
+              <w:t xml:space="preserve">Nieuwe verwerking: productiekopie op de testomgeving (generale repetitie vóór elke uitrol), direct geanonimiseerd met</w:t>
+            </w:r>
+            <w:r>
+              <w:rPr>
+                <w:lang w:val="nl"/>
+              </w:rPr>
+              <w:t xml:space="preserve"> </w:t>
+            </w:r>
+            <w:r>
+              <w:rPr>
+                <w:rStyle w:val="VerbatimChar"/>
+                <w:lang w:val="nl"/>
+              </w:rPr>
+              <w:t xml:space="preserve">tools/anonimiseer_testkopie.php</w:t>
+            </w:r>
+            <w:r>
+              <w:rPr>
+                <w:lang w:val="nl"/>
+              </w:rPr>
+              <w:t xml:space="preserve">; exportbestand direct weg. Interne verwerking bij dezelfde hoster, geen wijziging in de privacyverklaring nodig.</w:t>
+            </w:r>
+          </w:p>
+        </w:tc>
+      </w:tr>
     </w:tbl>
-    <w:bookmarkEnd w:id="30"/>
+    <w:bookmarkEnd w:id="31"/>
     <w:sectPr>
       <w:footnotePr>
         <w:numRestart w:val="eachSect"/>

--- a/docs/handleiding/word/verwerkingsregister.docx
+++ b/docs/handleiding/word/verwerkingsregister.docx
@@ -175,13 +175,13 @@
           <w:numId w:val="1001"/>
         </w:numPr>
       </w:pPr>
-      <w:hyperlink w:anchor="kennismakingsformulier-blk-en-foto">
+      <w:hyperlink w:anchor="kennismakingsformulier-en-foto">
         <w:r>
           <w:rPr>
             <w:rStyle w:val="Hyperlink"/>
             <w:lang w:val="nl"/>
           </w:rPr>
-          <w:t xml:space="preserve">Kennismakingsformulier (BLK) en foto</w:t>
+          <w:t xml:space="preserve">Kennismakingsformulier en foto</w:t>
         </w:r>
       </w:hyperlink>
     </w:p>
@@ -337,13 +337,13 @@
           <w:numId w:val="1001"/>
         </w:numPr>
       </w:pPr>
-      <w:hyperlink w:anchor="wervingspaginas-en-bezoekersstatistiek">
+      <w:hyperlink w:anchor="landingspaginas-en-bezoekersstatistiek">
         <w:r>
           <w:rPr>
             <w:rStyle w:val="Hyperlink"/>
             <w:lang w:val="nl"/>
           </w:rPr>
-          <w:t xml:space="preserve">Wervingspagina's en bezoekersstatistiek</w:t>
+          <w:t xml:space="preserve">Landingspagina's en bezoekersstatistiek</w:t>
         </w:r>
       </w:hyperlink>
     </w:p>
@@ -1710,7 +1710,7 @@
               <w:rPr>
                 <w:lang w:val="nl"/>
               </w:rPr>
-              <w:t xml:space="preserve">Wervingspagina's en statistiek</w:t>
+              <w:t xml:space="preserve">Landingspagina's en statistiek</w:t>
             </w:r>
           </w:p>
         </w:tc>
@@ -2773,7 +2773,7 @@
         <w:rPr>
           <w:lang w:val="nl"/>
         </w:rPr>
-        <w:t xml:space="preserve">iemand meldt zich aan via het formulier (op deze site, een wervingspagina of</w:t>
+        <w:t xml:space="preserve">iemand meldt zich aan via het formulier (op deze site, een landingspagina of</w:t>
       </w:r>
       <w:r>
         <w:rPr>
@@ -3410,7 +3410,7 @@
       </w:tr>
     </w:tbl>
     <w:bookmarkEnd w:id="13"/>
-    <w:bookmarkStart w:id="14" w:name="kennismakingsformulier-blk-en-foto"/>
+    <w:bookmarkStart w:id="14" w:name="kennismakingsformulier-en-foto"/>
     <w:p>
       <w:pPr>
         <w:pStyle w:val="Heading1"/>
@@ -3419,7 +3419,7 @@
         <w:rPr>
           <w:lang w:val="nl"/>
         </w:rPr>
-        <w:t xml:space="preserve">Kennismakingsformulier (BLK) en foto</w:t>
+        <w:t xml:space="preserve">Kennismakingsformulier en foto</w:t>
       </w:r>
     </w:p>
     <w:p>
@@ -3444,7 +3444,7 @@
         <w:rPr>
           <w:lang w:val="nl"/>
         </w:rPr>
-        <w:t xml:space="preserve">het formulier "Beter leren kennen" met adres, opleiding, ervaring, motivatie en</w:t>
+        <w:t xml:space="preserve">het kennismakingsformulier met adres, opleiding, ervaring, motivatie en</w:t>
       </w:r>
       <w:r>
         <w:rPr>
@@ -3527,7 +3527,7 @@
               <w:rPr>
                 <w:lang w:val="nl"/>
               </w:rPr>
-              <w:t xml:space="preserve">De sollicitant leren kennen om te beslissen over een uitnodiging voor de selectiedag, en de foto om kandidaten op de selectiedag te herkennen.</w:t>
+              <w:t xml:space="preserve">De sollicitant leren kennen om te beslissen over een uitnodiging voor de selectiedag, en de foto om sollicitanten op de selectiedag te herkennen.</w:t>
             </w:r>
           </w:p>
         </w:tc>
@@ -3997,7 +3997,7 @@
         <w:rPr>
           <w:lang w:val="nl"/>
         </w:rPr>
-        <w:t xml:space="preserve">we op grond van gerechtvaardigd belang: goede lifeguards kiezen voor de veiligheid op het strand.</w:t>
+        <w:t xml:space="preserve">we op grond van gerechtvaardigd belang: goede strandwachten kiezen voor de veiligheid op het strand.</w:t>
       </w:r>
     </w:p>
     <w:tbl>
@@ -4068,7 +4068,7 @@
               <w:rPr>
                 <w:lang w:val="nl"/>
               </w:rPr>
-              <w:t xml:space="preserve">De selectiedag en het trainingsweekend organiseren en kandidaten beoordelen om te besluiten over aannemen.</w:t>
+              <w:t xml:space="preserve">De selectiedag en het trainingsweekend organiseren en sollicitanten beoordelen om te besluiten over aannemen.</w:t>
             </w:r>
           </w:p>
         </w:tc>
@@ -4128,7 +4128,7 @@
               <w:rPr>
                 <w:lang w:val="nl"/>
               </w:rPr>
-              <w:t xml:space="preserve">Sollicitanten die zijn uitgenodigd; beoordelaars (hun naam staat bij hun cijfers en observaties); lifeguards van wie het bestuur feedback vastlegt (hun naam staat bij die feedback, niet in de inzage voor de sollicitant).</w:t>
+              <w:t xml:space="preserve">Sollicitanten die zijn uitgenodigd; beoordelaars (hun naam staat bij hun cijfers en observaties); strandwachten van wie het bestuur feedback vastlegt (hun naam staat bij die feedback, niet in de inzage voor de sollicitant).</w:t>
             </w:r>
           </w:p>
         </w:tc>
@@ -4338,7 +4338,57 @@
               <w:rPr>
                 <w:lang w:val="nl"/>
               </w:rPr>
-              <w:t xml:space="preserve">); "houd uit elkaar" geldt voor beide evenementen. Of iemand een terugkerende lifeguard is, wordt afgeleid uit de bestaande Authentik-koppeling (niets nieuws opgeslagen). Sinds 2.118: de eerste indruk van het bestuur tijdens het weekend (sowieso aannemen / twijfel / sowieso afwijzen) met bij twijfel een vraag aan de beoordelaars (</w:t>
+              <w:t xml:space="preserve">); "houd uit elkaar" geldt voor beide evenementen. Of iemand een terugkerende strandwacht is, wordt afgeleid uit de Authentik-groepen</w:t>
+            </w:r>
+            <w:r>
+              <w:rPr>
+                <w:lang w:val="nl"/>
+              </w:rPr>
+              <w:t xml:space="preserve"> </w:t>
+            </w:r>
+            <w:r>
+              <w:rPr>
+                <w:rStyle w:val="VerbatimChar"/>
+                <w:lang w:val="nl"/>
+              </w:rPr>
+              <w:t xml:space="preserve">lid-strandploeg</w:t>
+            </w:r>
+            <w:r>
+              <w:rPr>
+                <w:lang w:val="nl"/>
+              </w:rPr>
+              <w:t xml:space="preserve"> </w:t>
+            </w:r>
+            <w:r>
+              <w:rPr>
+                <w:lang w:val="nl"/>
+              </w:rPr>
+              <w:t xml:space="preserve">en</w:t>
+            </w:r>
+            <w:r>
+              <w:rPr>
+                <w:lang w:val="nl"/>
+              </w:rPr>
+              <w:t xml:space="preserve"> </w:t>
+            </w:r>
+            <w:r>
+              <w:rPr>
+                <w:rStyle w:val="VerbatimChar"/>
+                <w:lang w:val="nl"/>
+              </w:rPr>
+              <w:t xml:space="preserve">lid-oud-strandploeg</w:t>
+            </w:r>
+            <w:r>
+              <w:rPr>
+                <w:lang w:val="nl"/>
+              </w:rPr>
+              <w:t xml:space="preserve"> </w:t>
+            </w:r>
+            <w:r>
+              <w:rPr>
+                <w:lang w:val="nl"/>
+              </w:rPr>
+              <w:t xml:space="preserve">(afgelopen 3 seizoenen), die de competentie-sync al ophaalt (sinds 2.132.2; niets nieuws opgeslagen). Sinds 2.118: de eerste indruk van het bestuur tijdens het weekend (sowieso aannemen / twijfel / sowieso afwijzen) met bij twijfel een vraag aan de beoordelaars (</w:t>
             </w:r>
             <w:r>
               <w:rPr>
@@ -4351,7 +4401,7 @@
               <w:rPr>
                 <w:lang w:val="nl"/>
               </w:rPr>
-              <w:t xml:space="preserve">). Sinds 2.119: feedback die een lifeguard het bestuur gaf, door het bestuur vastgelegd: van wie, wanneer gezien, soort en tekst (</w:t>
+              <w:t xml:space="preserve">). Sinds 2.119: feedback die een strandwacht het bestuur gaf, door het bestuur vastgelegd: van wie, wanneer gezien, soort en tekst (</w:t>
             </w:r>
             <w:r>
               <w:rPr>
@@ -4457,7 +4507,7 @@
               <w:rPr>
                 <w:lang w:val="nl"/>
               </w:rPr>
-              <w:t xml:space="preserve">): alleen lezen, inchecken, eigen cijfers en observaties geven, geen dossier en geen telefoonnummers. Van de evaluatie zien begeleiders alleen wie op twijfel staat ("extra aandacht gevraagd") met de vraag van het bestuur; sowieso aannemen of afwijzen zien ze niet. Lifeguard-feedback is alleen zichtbaar met dossierrecht (bestuur, penningmeester). Op de incheck-tablet ziet iemand na minstens 3 getypte letters hooguit 3 namen met foto — nooit een volledige lijst. Cloud86.</w:t>
+              <w:t xml:space="preserve">): alleen lezen, inchecken, eigen cijfers en observaties geven, geen dossier en geen telefoonnummers. Van de evaluatie zien begeleiders alleen wie op twijfel staat ("extra aandacht gevraagd") met de vraag van het bestuur; sowieso aannemen of afwijzen zien ze niet. Feedback van strandwachten is alleen zichtbaar met dossierrecht (bestuur, penningmeester). Op de incheck-tablet ziet iemand na minstens 3 getypte letters hooguit 3 namen met foto — nooit een volledige lijst. Cloud86.</w:t>
             </w:r>
           </w:p>
         </w:tc>
@@ -4517,7 +4567,7 @@
               <w:rPr>
                 <w:lang w:val="nl"/>
               </w:rPr>
-              <w:t xml:space="preserve">Volgt het dossier: bij afwijzen 4 weken, bij aannemen 2 jaar na het laatste seizoen. Bij wissen gaan indeling, relaties (in beide richtingen), cijfers, observaties, besluiten, deelname (met evaluatie) en lifeguard-feedback weg.</w:t>
+              <w:t xml:space="preserve">Volgt het dossier: bij afwijzen 4 weken, bij aannemen 2 jaar na het laatste seizoen. Bij wissen gaan indeling, relaties (in beide richtingen), cijfers, observaties, besluiten, deelname (met evaluatie) en feedback van strandwachten weg.</w:t>
             </w:r>
           </w:p>
         </w:tc>
@@ -4600,7 +4650,7 @@
         <w:rPr>
           <w:lang w:val="nl"/>
         </w:rPr>
-        <w:t xml:space="preserve">kandidaten het water in gaan. Dat zijn bijzondere persoonsgegevens (art. 9). Na het seizoen of bij</w:t>
+        <w:t xml:space="preserve">sollicitanten het water in gaan. Dat zijn bijzondere persoonsgegevens (art. 9). Na het seizoen of bij</w:t>
       </w:r>
       <w:r>
         <w:rPr>
@@ -5373,7 +5423,7 @@
               <w:rPr>
                 <w:lang w:val="nl"/>
               </w:rPr>
-              <w:t xml:space="preserve">); voor loonheffing en lidmaatschap alleen penningmeester en admin (module</w:t>
+              <w:t xml:space="preserve">); voor loonheffing en lidmaatschap alleen de penningmeester (een rol met module</w:t>
             </w:r>
             <w:r>
               <w:rPr>
@@ -5387,6 +5437,25 @@
                 <w:lang w:val="nl"/>
               </w:rPr>
               <w:t xml:space="preserve">documenten</w:t>
+            </w:r>
+            <w:r>
+              <w:rPr>
+                <w:lang w:val="nl"/>
+              </w:rPr>
+              <w:t xml:space="preserve">; de admin-rol telt hier niet vanzelf,</w:t>
+            </w:r>
+            <w:r>
+              <w:rPr>
+                <w:lang w:val="nl"/>
+              </w:rPr>
+              <w:t xml:space="preserve"> </w:t>
+            </w:r>
+            <w:r>
+              <w:rPr>
+                <w:rStyle w:val="VerbatimChar"/>
+                <w:lang w:val="nl"/>
+              </w:rPr>
+              <w:t xml:space="preserve">mag_kluis()</w:t>
             </w:r>
             <w:r>
               <w:rPr>
@@ -5710,7 +5779,7 @@
               <w:rPr>
                 <w:lang w:val="nl"/>
               </w:rPr>
-              <w:t xml:space="preserve">Sollicitanten en aangenomen strandwachten.</w:t>
+              <w:t xml:space="preserve">Sollicitanten en aangenomen strandwachten. Daarnaast extra personen in de loonplanning die geen sollicitant zijn, zoals de postcommandant (2.140).</w:t>
             </w:r>
           </w:p>
         </w:tc>
@@ -5855,7 +5924,39 @@
               <w:rPr>
                 <w:lang w:val="nl"/>
               </w:rPr>
-              <w:t xml:space="preserve">). De functie wordt voorgesteld uit de Lifeguard-rang in Authentik (zie Authentik).</w:t>
+              <w:t xml:space="preserve">). De functie wordt voorgesteld uit de Lifeguard-rang in Authentik (zie Authentik). Extra personen: naam, functie, optioneel geboortedatum (alleen voor een dagloon naar leeftijd) en een korte notitie, plus hun planning per scenario (</w:t>
+            </w:r>
+            <w:r>
+              <w:rPr>
+                <w:rStyle w:val="VerbatimChar"/>
+                <w:lang w:val="nl"/>
+              </w:rPr>
+              <w:t xml:space="preserve">loon_extra_persoon</w:t>
+            </w:r>
+            <w:r>
+              <w:rPr>
+                <w:lang w:val="nl"/>
+              </w:rPr>
+              <w:t xml:space="preserve">,</w:t>
+            </w:r>
+            <w:r>
+              <w:rPr>
+                <w:lang w:val="nl"/>
+              </w:rPr>
+              <w:t xml:space="preserve"> </w:t>
+            </w:r>
+            <w:r>
+              <w:rPr>
+                <w:rStyle w:val="VerbatimChar"/>
+                <w:lang w:val="nl"/>
+              </w:rPr>
+              <w:t xml:space="preserve">loon_extra_planning</w:t>
+            </w:r>
+            <w:r>
+              <w:rPr>
+                <w:lang w:val="nl"/>
+              </w:rPr>
+              <w:t xml:space="preserve">); ze krijgen geen portaal, berichten of afspraak en staan niet bij Sollicitanten.</w:t>
             </w:r>
           </w:p>
         </w:tc>
@@ -5949,7 +6050,45 @@
               <w:rPr>
                 <w:lang w:val="nl"/>
               </w:rPr>
-              <w:t xml:space="preserve">, alleen lezen). De sollicitant ziet de eigen afspraak in het portaal zodra die is vastgesteld. Google (Gemini) alleen voor de AI-hulp.</w:t>
+              <w:t xml:space="preserve">, alleen lezen), planner (</w:t>
+            </w:r>
+            <w:r>
+              <w:rPr>
+                <w:rStyle w:val="VerbatimChar"/>
+                <w:lang w:val="nl"/>
+              </w:rPr>
+              <w:t xml:space="preserve">beschikbaarheid</w:t>
+            </w:r>
+            <w:r>
+              <w:rPr>
+                <w:lang w:val="nl"/>
+              </w:rPr>
+              <w:t xml:space="preserve"> </w:t>
+            </w:r>
+            <w:r>
+              <w:rPr>
+                <w:lang w:val="nl"/>
+              </w:rPr>
+              <w:t xml:space="preserve">en</w:t>
+            </w:r>
+            <w:r>
+              <w:rPr>
+                <w:lang w:val="nl"/>
+              </w:rPr>
+              <w:t xml:space="preserve"> </w:t>
+            </w:r>
+            <w:r>
+              <w:rPr>
+                <w:rStyle w:val="VerbatimChar"/>
+                <w:lang w:val="nl"/>
+              </w:rPr>
+              <w:t xml:space="preserve">dekking</w:t>
+            </w:r>
+            <w:r>
+              <w:rPr>
+                <w:lang w:val="nl"/>
+              </w:rPr>
+              <w:t xml:space="preserve">, alleen lezen, plus de roosterexport zonder bedragen; geen dossier of contactgegevens). De sollicitant ziet de eigen afspraak in het portaal zodra die is vastgesteld. Google (Gemini) alleen voor de AI-hulp.</w:t>
             </w:r>
           </w:p>
         </w:tc>
@@ -6093,7 +6232,7 @@
               <w:rPr>
                 <w:lang w:val="nl"/>
               </w:rPr>
-              <w:t xml:space="preserve">, standaard 3). Loonplanning en vastgestelde afspraak blijven zonder notitie staan en zijn na anonimiseren niet meer herleidbaar.</w:t>
+              <w:t xml:space="preserve">, standaard 3). Loonplanning en vastgestelde afspraak blijven zonder notitie staan en zijn na anonimiseren niet meer herleidbaar. Extra personen: tot het bestuur ze verwijdert (Loonplanning, paneel van de persoon), uiterlijk met het seizoen (Seizoen › verwijderen). Gaan mee in de export voor de loonadministratie en het rooster.</w:t>
             </w:r>
           </w:p>
         </w:tc>
@@ -6176,7 +6315,7 @@
         <w:rPr>
           <w:lang w:val="nl"/>
         </w:rPr>
-        <w:t xml:space="preserve">aangenomen strandwachten. Alles in de kluis, alleen voor penningmeester en admin. Loondocumenten</w:t>
+        <w:t xml:space="preserve">aangenomen strandwachten. Alles in de kluis; openen kan alleen de penningmeester. Loondocumenten</w:t>
       </w:r>
       <w:r>
         <w:rPr>
@@ -6391,7 +6530,7 @@
               <w:rPr>
                 <w:lang w:val="nl"/>
               </w:rPr>
-              <w:t xml:space="preserve">Penningmeester en admin (module</w:t>
+              <w:t xml:space="preserve">Penningmeester (module</w:t>
             </w:r>
             <w:r>
               <w:rPr>
@@ -6405,6 +6544,57 @@
                 <w:lang w:val="nl"/>
               </w:rPr>
               <w:t xml:space="preserve">documenten</w:t>
+            </w:r>
+            <w:r>
+              <w:rPr>
+                <w:lang w:val="nl"/>
+              </w:rPr>
+              <w:t xml:space="preserve">). De admin ziet dat de stukken er zijn en kan ze vernietigen, maar opent ze niet (sinds 2.132.0,</w:t>
+            </w:r>
+            <w:r>
+              <w:rPr>
+                <w:lang w:val="nl"/>
+              </w:rPr>
+              <w:t xml:space="preserve"> </w:t>
+            </w:r>
+            <w:r>
+              <w:rPr>
+                <w:rStyle w:val="VerbatimChar"/>
+                <w:lang w:val="nl"/>
+              </w:rPr>
+              <w:t xml:space="preserve">mag_kluis()</w:t>
+            </w:r>
+            <w:r>
+              <w:rPr>
+                <w:lang w:val="nl"/>
+              </w:rPr>
+              <w:t xml:space="preserve">); in een noodgeval zet de admin zichzelf in Authentik in</w:t>
+            </w:r>
+            <w:r>
+              <w:rPr>
+                <w:lang w:val="nl"/>
+              </w:rPr>
+              <w:t xml:space="preserve"> </w:t>
+            </w:r>
+            <w:r>
+              <w:rPr>
+                <w:rStyle w:val="VerbatimChar"/>
+                <w:lang w:val="nl"/>
+              </w:rPr>
+              <w:t xml:space="preserve">app-sol-penningmeester</w:t>
+            </w:r>
+            <w:r>
+              <w:rPr>
+                <w:lang w:val="nl"/>
+              </w:rPr>
+              <w:t xml:space="preserve">, wat in beide logboeken komt. Een geweigerde poging staat in het logboek (</w:t>
+            </w:r>
+            <w:r>
+              <w:rPr>
+                <w:rStyle w:val="VerbatimChar"/>
+                <w:lang w:val="nl"/>
+              </w:rPr>
+              <w:t xml:space="preserve">document_geweigerd</w:t>
             </w:r>
             <w:r>
               <w:rPr>
@@ -7230,7 +7420,7 @@
               <w:rPr>
                 <w:lang w:val="nl"/>
               </w:rPr>
-              <w:t xml:space="preserve">(leeg = bestuursadres). Penningmeester en admin voor de PDF en het IBAN (module</w:t>
+              <w:t xml:space="preserve">(leeg = bestuursadres). Penningmeester voor de PDF en het IBAN (module</w:t>
             </w:r>
             <w:r>
               <w:rPr>
@@ -7244,6 +7434,25 @@
                 <w:lang w:val="nl"/>
               </w:rPr>
               <w:t xml:space="preserve">documenten</w:t>
+            </w:r>
+            <w:r>
+              <w:rPr>
+                <w:lang w:val="nl"/>
+              </w:rPr>
+              <w:t xml:space="preserve">,</w:t>
+            </w:r>
+            <w:r>
+              <w:rPr>
+                <w:lang w:val="nl"/>
+              </w:rPr>
+              <w:t xml:space="preserve"> </w:t>
+            </w:r>
+            <w:r>
+              <w:rPr>
+                <w:rStyle w:val="VerbatimChar"/>
+                <w:lang w:val="nl"/>
+              </w:rPr>
+              <w:t xml:space="preserve">mag_kluis()</w:t>
             </w:r>
             <w:r>
               <w:rPr>
@@ -8133,7 +8342,7 @@
               <w:rPr>
                 <w:lang w:val="nl"/>
               </w:rPr>
-              <w:t xml:space="preserve">BLK-analyse: het bestuur een korte beoordeling met advies geven als hulpmiddel. Beschikbaarheidshulp: de sollicitant helpen het rooster in te vullen.</w:t>
+              <w:t xml:space="preserve">Analyse kennismakingsformulier: het bestuur een korte beoordeling met advies geven als hulpmiddel. Beschikbaarheidshulp: de sollicitant helpen het rooster in te vullen.</w:t>
             </w:r>
           </w:p>
         </w:tc>
@@ -8163,7 +8372,7 @@
               <w:rPr>
                 <w:lang w:val="nl"/>
               </w:rPr>
-              <w:t xml:space="preserve">BLK-analyse: art. 6 lid 1 sub f AVG (gerechtvaardigd belang: zorgvuldig en efficiënt selecteren); de sollicitant kan bezwaar maken via een vraag in Berichten of per mail. Het bestuur legt dat vast met de knop "Bezwaar vastleggen" bij de AI-analyse op het kennismakingsformulier in het beheer (</w:t>
+              <w:t xml:space="preserve">Analyse kennismakingsformulier: art. 6 lid 1 sub f AVG (gerechtvaardigd belang: zorgvuldig en efficiënt selecteren); de sollicitant kan bezwaar maken via een vraag in Berichten of per mail. Het bestuur legt dat vast met de knop "Bezwaar vastleggen" bij de AI-analyse op het kennismakingsformulier in het beheer (</w:t>
             </w:r>
             <w:r>
               <w:rPr>
@@ -8330,7 +8539,7 @@
               <w:rPr>
                 <w:lang w:val="nl"/>
               </w:rPr>
-              <w:t xml:space="preserve">BLK-analyse, wat naar Google gaat: leeftijdscategorie (geen geboortedatum), opleiding, diploma's, werkervaring, motivatie, aantal weken beschikbaar. Niet: naam, adres, e-mail, telefoon, foto, bijzonderheden. De uitkomst staat in</w:t>
+              <w:t xml:space="preserve">Analyse kennismakingsformulier, wat naar Google gaat: leeftijdscategorie (geen geboortedatum), opleiding, diploma's, werkervaring, motivatie, aantal weken beschikbaar. Niet: naam, adres, e-mail, telefoon, foto, bijzonderheden. De uitkomst staat in</w:t>
             </w:r>
             <w:r>
               <w:rPr>
@@ -8552,7 +8761,7 @@
               <w:rPr>
                 <w:lang w:val="nl"/>
               </w:rPr>
-              <w:t xml:space="preserve">Analyse: volgt het BLK-formulier (en daarmee het dossier); bij bezwaar direct weg. Invoertekst beschikbaarheidshulp: 3 maanden (</w:t>
+              <w:t xml:space="preserve">Analyse: volgt het kennismakingsformulier (en daarmee het dossier); bij bezwaar direct weg. Invoertekst beschikbaarheidshulp: 3 maanden (</w:t>
             </w:r>
             <w:r>
               <w:rPr>
@@ -8664,11 +8873,11 @@
         <w:rPr>
           <w:lang w:val="nl"/>
         </w:rPr>
-        <w:t xml:space="preserve">BLK-analyse op productie aan gaat.</w:t>
+        <w:t xml:space="preserve">analyse van het kennismakingsformulier op productie aan gaat.</w:t>
       </w:r>
     </w:p>
     <w:bookmarkEnd w:id="22"/>
-    <w:bookmarkStart w:id="23" w:name="wervingspaginas-en-bezoekersstatistiek"/>
+    <w:bookmarkStart w:id="23" w:name="landingspaginas-en-bezoekersstatistiek"/>
     <w:p>
       <w:pPr>
         <w:pStyle w:val="Heading1"/>
@@ -8677,7 +8886,7 @@
         <w:rPr>
           <w:lang w:val="nl"/>
         </w:rPr>
-        <w:t xml:space="preserve">Wervingspagina's en bezoekersstatistiek</w:t>
+        <w:t xml:space="preserve">Landingspagina's en bezoekersstatistiek</w:t>
       </w:r>
     </w:p>
     <w:p>
@@ -8702,7 +8911,7 @@
         <w:rPr>
           <w:lang w:val="nl"/>
         </w:rPr>
-        <w:t xml:space="preserve">we tellen bezoeken en afhakers op de wervingspagina's en het aanmeldformulier,</w:t>
+        <w:t xml:space="preserve">we tellen bezoeken en afhakers op de landingspagina's en het aanmeldformulier,</w:t>
       </w:r>
       <w:r>
         <w:rPr>
@@ -8857,7 +9066,7 @@
               <w:rPr>
                 <w:lang w:val="nl"/>
               </w:rPr>
-              <w:t xml:space="preserve">Bezoekers van wervingspagina's (</w:t>
+              <w:t xml:space="preserve">Bezoekers van landingspagina's (</w:t>
             </w:r>
             <w:r>
               <w:rPr>
@@ -9160,7 +9369,7 @@
               <w:rPr>
                 <w:lang w:val="nl"/>
               </w:rPr>
-              <w:t xml:space="preserve">Bots worden niet geteld; herhaalde weergaven binnen 30 minuten tellen niet opnieuw; de wervingspagina's draaien onder een strikte Content-Security-Policy (</w:t>
+              <w:t xml:space="preserve">Bots worden niet geteld; herhaalde weergaven binnen 30 minuten tellen niet opnieuw; de landingspagina's draaien onder een strikte Content-Security-Policy (</w:t>
             </w:r>
             <w:r>
               <w:rPr>
@@ -9369,7 +9578,7 @@
               <w:rPr>
                 <w:lang w:val="nl"/>
               </w:rPr>
-              <w:t xml:space="preserve">Beheerders (bestuur, penningmeester, begeleiders, admin); sollicitanten wier handelingen worden gelogd.</w:t>
+              <w:t xml:space="preserve">Beheerders (bestuur, penningmeester, planner, begeleiders, admin); sollicitanten wier handelingen worden gelogd.</w:t>
             </w:r>
           </w:p>
         </w:tc>
@@ -10566,7 +10775,7 @@
         <w:rPr>
           <w:lang w:val="nl"/>
         </w:rPr>
-        <w:t xml:space="preserve">wervingspagina's en het formulier op paal13.com een klein formulier: "laat je e-mailadres achter,</w:t>
+        <w:t xml:space="preserve">landingspagina's en het formulier op paal13.com een klein formulier: "laat je e-mailadres achter,</w:t>
       </w:r>
       <w:r>
         <w:rPr>
@@ -10722,7 +10931,7 @@
               <w:rPr>
                 <w:lang w:val="nl"/>
               </w:rPr>
-              <w:t xml:space="preserve">Bezoekers van het aanmeldformulier, een wervingspagina of paal13.com buiten de aanmeldperiode.</w:t>
+              <w:t xml:space="preserve">Bezoekers van het aanmeldformulier, een landingspagina of paal13.com buiten de aanmeldperiode.</w:t>
             </w:r>
           </w:p>
         </w:tc>
@@ -11015,7 +11224,7 @@
               <w:rPr>
                 <w:lang w:val="nl"/>
               </w:rPr>
-              <w:t xml:space="preserve">Anti-bot-token (wervingspagina, paal13.com) of csrf (</w:t>
+              <w:t xml:space="preserve">Anti-bot-token (landingspagina, paal13.com) of csrf (</w:t>
             </w:r>
             <w:r>
               <w:rPr>
@@ -12570,7 +12779,7 @@
               <w:rPr>
                 <w:lang w:val="nl"/>
               </w:rPr>
-              <w:t xml:space="preserve">AVG-gaten gedicht: wissen neemt selectiedag, trainingsweekend, alle beschikbaarheidstabellen, BLK-wijzigingen, apparaten, AI-wachtrij en het bewijsspoor mee; bijzonderheden niet meer naar de AI;</w:t>
+              <w:t xml:space="preserve">AVG-gaten gedicht: wissen neemt selectiedag, trainingsweekend, alle beschikbaarheidstabellen, wijzigingen aan het kennismakingsformulier, apparaten, AI-wachtrij en het bewijsspoor mee; bijzonderheden niet meer naar de AI;</w:t>
             </w:r>
             <w:r>
               <w:rPr>
@@ -12693,7 +12902,7 @@
               <w:rPr>
                 <w:lang w:val="nl"/>
               </w:rPr>
-              <w:t xml:space="preserve">Beschikbaarheid exporteren naar Excel (per week of per dag, met redenen van afwezigheid): alleen naam, fase en opgave, geen contactgegevens of geboortedatum; elke export in het logboek. Loonplanning: vastzetten na het TW-gesprek (</w:t>
+              <w:t xml:space="preserve">Beschikbaarheid exporteren naar Excel (per week of per dag, met redenen van afwezigheid): alleen naam, fase en opgave, geen contactgegevens of geboortedatum; elke export in het logboek. Loonplanning: vastzetten na het gesprek op het trainingsweekend (</w:t>
             </w:r>
             <w:r>
               <w:rPr>

--- a/docs/handleiding/word/verwerkingsregister.docx
+++ b/docs/handleiding/word/verwerkingsregister.docx
@@ -9079,7 +9079,7 @@
               <w:rPr>
                 <w:lang w:val="nl"/>
               </w:rPr>
-              <w:t xml:space="preserve">) en het aanmeldformulier; sollicitanten (bron van hun aanmelding).</w:t>
+              <w:t xml:space="preserve">), het aanmeldformulier en (sinds 2.142) de pagina met het formulier op paal13.com via de WordPress-plugin; sollicitanten (bron van hun aanmelding).</w:t>
             </w:r>
           </w:p>
         </w:tc>
@@ -9160,7 +9160,94 @@
               <w:rPr>
                 <w:lang w:val="nl"/>
               </w:rPr>
-              <w:t xml:space="preserve">en</w:t>
+              <w:t xml:space="preserve">("</w:t>
+            </w:r>
+            <w:r>
+              <w:rPr>
+                <w:lang w:val="nl"/>
+              </w:rPr>
+              <w:t xml:space="preserve">" of "</w:t>
+            </w:r>
+            <w:r>
+              <w:rPr>
+                <w:lang w:val="nl"/>
+              </w:rPr>
+              <w:t xml:space="preserve">/</w:t>
+            </w:r>
+            <w:r>
+              <w:rPr>
+                <w:lang w:val="nl"/>
+              </w:rPr>
+              <w:t xml:space="preserve">", de campagne uit</w:t>
+            </w:r>
+            <w:r>
+              <w:rPr>
+                <w:lang w:val="nl"/>
+              </w:rPr>
+              <w:t xml:space="preserve"> </w:t>
+            </w:r>
+            <w:r>
+              <w:rPr>
+                <w:rStyle w:val="VerbatimChar"/>
+                <w:lang w:val="nl"/>
+              </w:rPr>
+              <w:t xml:space="preserve">?bron=</w:t>
+            </w:r>
+            <w:r>
+              <w:rPr>
+                <w:lang w:val="nl"/>
+              </w:rPr>
+              <w:t xml:space="preserve">,</w:t>
+            </w:r>
+            <w:r>
+              <w:rPr>
+                <w:lang w:val="nl"/>
+              </w:rPr>
+              <w:t xml:space="preserve"> </w:t>
+            </w:r>
+            <w:r>
+              <w:rPr>
+                <w:rStyle w:val="VerbatimChar"/>
+                <w:lang w:val="nl"/>
+              </w:rPr>
+              <w:t xml:space="preserve">utm_campaign</w:t>
+            </w:r>
+            <w:r>
+              <w:rPr>
+                <w:lang w:val="nl"/>
+              </w:rPr>
+              <w:t xml:space="preserve"> </w:t>
+            </w:r>
+            <w:r>
+              <w:rPr>
+                <w:lang w:val="nl"/>
+              </w:rPr>
+              <w:t xml:space="preserve">of</w:t>
+            </w:r>
+            <w:r>
+              <w:rPr>
+                <w:lang w:val="nl"/>
+              </w:rPr>
+              <w:t xml:space="preserve"> </w:t>
+            </w:r>
+            <w:r>
+              <w:rPr>
+                <w:rStyle w:val="VerbatimChar"/>
+                <w:lang w:val="nl"/>
+              </w:rPr>
+              <w:t xml:space="preserve">utm_source</w:t>
+            </w:r>
+            <w:r>
+              <w:rPr>
+                <w:lang w:val="nl"/>
+              </w:rPr>
+              <w:t xml:space="preserve"> </w:t>
+            </w:r>
+            <w:r>
+              <w:rPr>
+                <w:lang w:val="nl"/>
+              </w:rPr>
+              <w:t xml:space="preserve">van het adres waarmee iemand binnenkwam) en</w:t>
             </w:r>
             <w:r>
               <w:rPr>
@@ -9179,7 +9266,32 @@
               <w:rPr>
                 <w:lang w:val="nl"/>
               </w:rPr>
-              <w:t xml:space="preserve">.</w:t>
+              <w:t xml:space="preserve">. Het bezoek op paal13.com meldt het formulierscript rechtstreeks aan</w:t>
+            </w:r>
+            <w:r>
+              <w:rPr>
+                <w:lang w:val="nl"/>
+              </w:rPr>
+              <w:t xml:space="preserve"> </w:t>
+            </w:r>
+            <w:r>
+              <w:rPr>
+                <w:rStyle w:val="VerbatimChar"/>
+                <w:lang w:val="nl"/>
+              </w:rPr>
+              <w:t xml:space="preserve">/track.php</w:t>
+            </w:r>
+            <w:r>
+              <w:rPr>
+                <w:lang w:val="nl"/>
+              </w:rPr>
+              <w:t xml:space="preserve"> </w:t>
+            </w:r>
+            <w:r>
+              <w:rPr>
+                <w:lang w:val="nl"/>
+              </w:rPr>
+              <w:t xml:space="preserve">(anoniem, geen cookie, zelfde pseudoniem); WordPress zelf slaat niets op.</w:t>
             </w:r>
           </w:p>
         </w:tc>

--- a/docs/handleiding/word/verwerkingsregister.docx
+++ b/docs/handleiding/word/verwerkingsregister.docx
@@ -3011,7 +3011,77 @@
               <w:rPr>
                 <w:lang w:val="nl"/>
               </w:rPr>
-              <w:t xml:space="preserve">), moment, versie en IP-adres van het lezen van de privacyverklaring (</w:t>
+              <w:t xml:space="preserve">) en sinds 2.145 de UTM-herkomst van de advertentielink waarmee iemand binnenkwam (</w:t>
+            </w:r>
+            <w:r>
+              <w:rPr>
+                <w:rStyle w:val="VerbatimChar"/>
+                <w:lang w:val="nl"/>
+              </w:rPr>
+              <w:t xml:space="preserve">utm_source</w:t>
+            </w:r>
+            <w:r>
+              <w:rPr>
+                <w:lang w:val="nl"/>
+              </w:rPr>
+              <w:t xml:space="preserve">,</w:t>
+            </w:r>
+            <w:r>
+              <w:rPr>
+                <w:lang w:val="nl"/>
+              </w:rPr>
+              <w:t xml:space="preserve"> </w:t>
+            </w:r>
+            <w:r>
+              <w:rPr>
+                <w:rStyle w:val="VerbatimChar"/>
+                <w:lang w:val="nl"/>
+              </w:rPr>
+              <w:t xml:space="preserve">utm_medium</w:t>
+            </w:r>
+            <w:r>
+              <w:rPr>
+                <w:lang w:val="nl"/>
+              </w:rPr>
+              <w:t xml:space="preserve">,</w:t>
+            </w:r>
+            <w:r>
+              <w:rPr>
+                <w:lang w:val="nl"/>
+              </w:rPr>
+              <w:t xml:space="preserve"> </w:t>
+            </w:r>
+            <w:r>
+              <w:rPr>
+                <w:rStyle w:val="VerbatimChar"/>
+                <w:lang w:val="nl"/>
+              </w:rPr>
+              <w:t xml:space="preserve">utm_campaign</w:t>
+            </w:r>
+            <w:r>
+              <w:rPr>
+                <w:lang w:val="nl"/>
+              </w:rPr>
+              <w:t xml:space="preserve">,</w:t>
+            </w:r>
+            <w:r>
+              <w:rPr>
+                <w:lang w:val="nl"/>
+              </w:rPr>
+              <w:t xml:space="preserve"> </w:t>
+            </w:r>
+            <w:r>
+              <w:rPr>
+                <w:rStyle w:val="VerbatimChar"/>
+                <w:lang w:val="nl"/>
+              </w:rPr>
+              <w:t xml:space="preserve">utm_content</w:t>
+            </w:r>
+            <w:r>
+              <w:rPr>
+                <w:lang w:val="nl"/>
+              </w:rPr>
+              <w:t xml:space="preserve">: bron, medium, campagne en variant; geschoond tot a-z, 0-9 en koppeltekens, maximaal 40 tekens; geen cookie, geen IP-adres), moment, versie en IP-adres van het lezen van de privacyverklaring (</w:t>
             </w:r>
             <w:r>
               <w:rPr>
@@ -3373,7 +3443,7 @@
               <w:rPr>
                 <w:lang w:val="nl"/>
               </w:rPr>
-              <w:t xml:space="preserve">(formulieren, beschikbaarheid, selectiedag, trainingsweekend, notities, AI-gegevens, apparaten, bewijsspoor van ondertekeningen). De sollicitatierij zelf blijft zonder persoonsgegevens staan voor de statistiek, net als de loonplanning (zonder notitie).</w:t>
+              <w:t xml:space="preserve">(formulieren, beschikbaarheid, selectiedag, trainingsweekend, notities, AI-gegevens, apparaten, bewijsspoor van ondertekeningen). De sollicitatierij zelf blijft zonder persoonsgegevens staan voor de statistiek, net als de loonplanning (zonder notitie). De bron en de UTM-herkomst volgen dezelfde termijn: ze staan bij de sollicitatie en blijven na anonimiseren alleen bij die anonieme rij, voor de statistiek per wervingskanaal.</w:t>
             </w:r>
           </w:p>
         </w:tc>
@@ -6855,7 +6925,7 @@
               <w:rPr>
                 <w:lang w:val="nl"/>
               </w:rPr>
-              <w:t xml:space="preserve">). Download met watermerk, elke inzage in het logboek, melding aan het bestuur bij elke download (</w:t>
+              <w:t xml:space="preserve">). Download van de bankpas met watermerk (de ID-kopie zonder, omdat die volledig leesbaar moet zijn in de loonadministratie), elke inzage in het logboek, melding aan het bestuur bij elke download (</w:t>
             </w:r>
             <w:r>
               <w:rPr>
@@ -9135,7 +9205,77 @@
               <w:rPr>
                 <w:lang w:val="nl"/>
               </w:rPr>
-              <w:t xml:space="preserve">, 32 willekeurige bytes, eenmalig aangemaakt). Zonder het zout niet terug te rekenen, en elke dag anders, dus niet over dagen te volgen. Geen IP-adres, geen browser, niets wat is ingevuld. Bij de sollicitatie:</w:t>
+              <w:t xml:space="preserve">, 32 willekeurige bytes, eenmalig aangemaakt). Zonder het zout niet terug te rekenen, en elke dag anders, dus niet over dagen te volgen. Sinds 2.145 ook de UTM-velden uit het adres (</w:t>
+            </w:r>
+            <w:r>
+              <w:rPr>
+                <w:rStyle w:val="VerbatimChar"/>
+                <w:lang w:val="nl"/>
+              </w:rPr>
+              <w:t xml:space="preserve">utm_source</w:t>
+            </w:r>
+            <w:r>
+              <w:rPr>
+                <w:lang w:val="nl"/>
+              </w:rPr>
+              <w:t xml:space="preserve">,</w:t>
+            </w:r>
+            <w:r>
+              <w:rPr>
+                <w:lang w:val="nl"/>
+              </w:rPr>
+              <w:t xml:space="preserve"> </w:t>
+            </w:r>
+            <w:r>
+              <w:rPr>
+                <w:rStyle w:val="VerbatimChar"/>
+                <w:lang w:val="nl"/>
+              </w:rPr>
+              <w:t xml:space="preserve">utm_medium</w:t>
+            </w:r>
+            <w:r>
+              <w:rPr>
+                <w:lang w:val="nl"/>
+              </w:rPr>
+              <w:t xml:space="preserve">,</w:t>
+            </w:r>
+            <w:r>
+              <w:rPr>
+                <w:lang w:val="nl"/>
+              </w:rPr>
+              <w:t xml:space="preserve"> </w:t>
+            </w:r>
+            <w:r>
+              <w:rPr>
+                <w:rStyle w:val="VerbatimChar"/>
+                <w:lang w:val="nl"/>
+              </w:rPr>
+              <w:t xml:space="preserve">utm_campaign</w:t>
+            </w:r>
+            <w:r>
+              <w:rPr>
+                <w:lang w:val="nl"/>
+              </w:rPr>
+              <w:t xml:space="preserve">,</w:t>
+            </w:r>
+            <w:r>
+              <w:rPr>
+                <w:lang w:val="nl"/>
+              </w:rPr>
+              <w:t xml:space="preserve"> </w:t>
+            </w:r>
+            <w:r>
+              <w:rPr>
+                <w:rStyle w:val="VerbatimChar"/>
+                <w:lang w:val="nl"/>
+              </w:rPr>
+              <w:t xml:space="preserve">utm_content</w:t>
+            </w:r>
+            <w:r>
+              <w:rPr>
+                <w:lang w:val="nl"/>
+              </w:rPr>
+              <w:t xml:space="preserve">), geschoond tot a-z, 0-9 en koppeltekens, maximaal 40 tekens. Geen IP-adres, geen browser, niets wat is ingevuld. Bij de sollicitatie:</w:t>
             </w:r>
             <w:r>
               <w:rPr>
@@ -9266,7 +9406,28 @@
               <w:rPr>
                 <w:lang w:val="nl"/>
               </w:rPr>
-              <w:t xml:space="preserve">. Het bezoek op paal13.com meldt het formulierscript rechtstreeks aan</w:t>
+              <w:t xml:space="preserve">, plus dezelfde vier UTM-velden (zie</w:t>
+            </w:r>
+            <w:r>
+              <w:rPr>
+                <w:lang w:val="nl"/>
+              </w:rPr>
+              <w:t xml:space="preserve"> </w:t>
+            </w:r>
+            <w:hyperlink w:anchor="aanmelding-en-sollicitatie">
+              <w:r>
+                <w:rPr>
+                  <w:rStyle w:val="Hyperlink"/>
+                  <w:lang w:val="nl"/>
+                </w:rPr>
+                <w:t xml:space="preserve">Aanmelding en sollicitatie</w:t>
+              </w:r>
+            </w:hyperlink>
+            <w:r>
+              <w:rPr>
+                <w:lang w:val="nl"/>
+              </w:rPr>
+              <w:t xml:space="preserve">). Het bezoek op paal13.com meldt het formulierscript rechtstreeks aan</w:t>
             </w:r>
             <w:r>
               <w:rPr>
@@ -12008,7 +12169,26 @@
               <w:rPr>
                 <w:lang w:val="nl"/>
               </w:rPr>
-              <w:t xml:space="preserve">) met persoon, sollicitatie, kennismakingsformulier met wijzigingen, AI-analyse, beschikbaarheid (alle huidige tabellen en de AI-invoertekst), selectiedag en trainingsweekend (indeling, cijfers, observaties, besluiten), notities van het bestuur, ondertekeningen (type, datum), documenten (soort, datum, status), berichten (datum, onderwerp, kanaal) en ingelogde apparaten. Niet: BSN, IBAN en handtekening (die staan in de verzegelde PDF's onder de taken), de bestanden zelf, en namen van beoordelaars en bestuursleden (rechten van anderen, art. 15 lid 4; daar staat "beoordelaar").</w:t>
+              <w:t xml:space="preserve">) met persoon, sollicitatie, kennismakingsformulier met wijzigingen, AI-analyse, beschikbaarheid (alle huidige tabellen en de AI-invoertekst), selectiedag en trainingsweekend (indeling, cijfers, observaties, besluiten), notities van het bestuur, ondertekeningen (type, datum), documenten (soort, datum, status), berichten (datum, onderwerp, kanaal), ingelogde apparaten en de herkomst van de aanmelding (sleutel</w:t>
+            </w:r>
+            <w:r>
+              <w:rPr>
+                <w:lang w:val="nl"/>
+              </w:rPr>
+              <w:t xml:space="preserve"> </w:t>
+            </w:r>
+            <w:r>
+              <w:rPr>
+                <w:rStyle w:val="VerbatimChar"/>
+                <w:lang w:val="nl"/>
+              </w:rPr>
+              <w:t xml:space="preserve">herkomst</w:t>
+            </w:r>
+            <w:r>
+              <w:rPr>
+                <w:lang w:val="nl"/>
+              </w:rPr>
+              <w:t xml:space="preserve">: via welke pagina of site, en de UTM-bron, -medium, -campagne en -variant). Niet: BSN, IBAN en handtekening (die staan in de verzegelde PDF's onder de taken), de bestanden zelf, en namen van beoordelaars en bestuursleden (rechten van anderen, art. 15 lid 4; daar staat "beoordelaar").</w:t>
             </w:r>
           </w:p>
         </w:tc>
@@ -12222,7 +12402,7 @@
               <w:rPr>
                 <w:lang w:val="nl"/>
               </w:rPr>
-              <w:t xml:space="preserve">Mijn gegevens › "vergeet alle apparaten" trekt alle "blijf ingelogd"-tokens in.</w:t>
+              <w:t xml:space="preserve">Mijn gegevens › "vergeet alle apparaten" trekt alle "blijf ingelogd"-tokens in en logt open sessies op andere apparaten meteen uit (sinds 2.145; de sessie waarin je het doet blijft).</w:t>
             </w:r>
           </w:p>
         </w:tc>
@@ -13205,6 +13385,124 @@
                 <w:lang w:val="nl"/>
               </w:rPr>
               <w:t xml:space="preserve">; exportbestand direct weg. Interne verwerking bij dezelfde hoster, geen wijziging in de privacyverklaring nodig.</w:t>
+            </w:r>
+          </w:p>
+        </w:tc>
+      </w:tr>
+      <w:tr>
+        <w:tc>
+          <w:tcPr/>
+          <w:p>
+            <w:pPr>
+              <w:pStyle w:val="Compact"/>
+            </w:pPr>
+            <w:r>
+              <w:rPr>
+                <w:lang w:val="nl"/>
+              </w:rPr>
+              <w:t xml:space="preserve">2 oktober 2026</w:t>
+            </w:r>
+          </w:p>
+        </w:tc>
+        <w:tc>
+          <w:tcPr/>
+          <w:p>
+            <w:pPr>
+              <w:pStyle w:val="Compact"/>
+            </w:pPr>
+            <w:r>
+              <w:rPr>
+                <w:lang w:val="nl"/>
+              </w:rPr>
+              <w:t xml:space="preserve">Versie 2.150: de gedownloade kopie van het identiteitsbewijs (en de mailbijlage aan de penningmeester) krijgt geen watermerk meer. Reden: de werkgever moet een volledig leesbare kopie in de loonadministratie bewaren (identificatieplicht, Wet op de loonbelasting); een merk over foto of gegevens kan dat ondermijnen. De bankpas houdt het watermerk. Verder ongewijzigd: versleuteld in de kluis, alleen de penningmeester, elke download gelogd.</w:t>
+            </w:r>
+          </w:p>
+        </w:tc>
+      </w:tr>
+      <w:tr>
+        <w:tc>
+          <w:tcPr/>
+          <w:p>
+            <w:pPr>
+              <w:pStyle w:val="Compact"/>
+            </w:pPr>
+            <w:r>
+              <w:rPr>
+                <w:lang w:val="nl"/>
+              </w:rPr>
+              <w:t xml:space="preserve">1 oktober 2026</w:t>
+            </w:r>
+          </w:p>
+        </w:tc>
+        <w:tc>
+          <w:tcPr/>
+          <w:p>
+            <w:pPr>
+              <w:pStyle w:val="Compact"/>
+            </w:pPr>
+            <w:r>
+              <w:rPr>
+                <w:lang w:val="nl"/>
+              </w:rPr>
+              <w:t xml:space="preserve">Versie 2.145: de UTM-herkomst (bron, medium, campagne, variant van de advertentielink) wordt los bewaard bij elk bezoek en elke formulierstap (</w:t>
+            </w:r>
+            <w:r>
+              <w:rPr>
+                <w:rStyle w:val="VerbatimChar"/>
+                <w:lang w:val="nl"/>
+              </w:rPr>
+              <w:t xml:space="preserve">pagina_events</w:t>
+            </w:r>
+            <w:r>
+              <w:rPr>
+                <w:lang w:val="nl"/>
+              </w:rPr>
+              <w:t xml:space="preserve">) en bij de aanmelding (</w:t>
+            </w:r>
+            <w:r>
+              <w:rPr>
+                <w:rStyle w:val="VerbatimChar"/>
+                <w:lang w:val="nl"/>
+              </w:rPr>
+              <w:t xml:space="preserve">sollicitaties</w:t>
+            </w:r>
+            <w:r>
+              <w:rPr>
+                <w:lang w:val="nl"/>
+              </w:rPr>
+              <w:t xml:space="preserve">). Geen cookie, geen IP-adres; zelfde bewaartermijn als de rest (statistiek 13 maanden, bij de sollicitatie: volgt het dossier); zichtbaar in de inzage (</w:t>
+            </w:r>
+            <w:r>
+              <w:rPr>
+                <w:rStyle w:val="VerbatimChar"/>
+                <w:lang w:val="nl"/>
+              </w:rPr>
+              <w:t xml:space="preserve">avg_inzage()</w:t>
+            </w:r>
+            <w:r>
+              <w:rPr>
+                <w:lang w:val="nl"/>
+              </w:rPr>
+              <w:t xml:space="preserve">, sleutel</w:t>
+            </w:r>
+            <w:r>
+              <w:rPr>
+                <w:lang w:val="nl"/>
+              </w:rPr>
+              <w:t xml:space="preserve"> </w:t>
+            </w:r>
+            <w:r>
+              <w:rPr>
+                <w:rStyle w:val="VerbatimChar"/>
+                <w:lang w:val="nl"/>
+              </w:rPr>
+              <w:t xml:space="preserve">herkomst</w:t>
+            </w:r>
+            <w:r>
+              <w:rPr>
+                <w:lang w:val="nl"/>
+              </w:rPr>
+              <w:t xml:space="preserve">). "Vergeet alle apparaten" logt nu ook open sessies elders uit.</w:t>
             </w:r>
           </w:p>
         </w:tc>

--- a/docs/handleiding/word/verwerkingsregister.docx
+++ b/docs/handleiding/word/verwerkingsregister.docx
@@ -13385,6 +13385,74 @@
                 <w:lang w:val="nl"/>
               </w:rPr>
               <w:t xml:space="preserve">; exportbestand direct weg. Interne verwerking bij dezelfde hoster, geen wijziging in de privacyverklaring nodig.</w:t>
+            </w:r>
+          </w:p>
+        </w:tc>
+      </w:tr>
+      <w:tr>
+        <w:tc>
+          <w:tcPr/>
+          <w:p>
+            <w:pPr>
+              <w:pStyle w:val="Compact"/>
+            </w:pPr>
+            <w:r>
+              <w:rPr>
+                <w:lang w:val="nl"/>
+              </w:rPr>
+              <w:t xml:space="preserve">2 oktober 2026</w:t>
+            </w:r>
+          </w:p>
+        </w:tc>
+        <w:tc>
+          <w:tcPr/>
+          <w:p>
+            <w:pPr>
+              <w:pStyle w:val="Compact"/>
+            </w:pPr>
+            <w:r>
+              <w:rPr>
+                <w:lang w:val="nl"/>
+              </w:rPr>
+              <w:t xml:space="preserve">Versie 2.155–2.160: live bijwerken. Per dossier en per onderdeel (selectiedag, weekend, loonplanning, seizoen) een teller met de naam van het bestuurslid dat het laatst iets wijzigde en het tijdstip (tabel</w:t>
+            </w:r>
+            <w:r>
+              <w:rPr>
+                <w:lang w:val="nl"/>
+              </w:rPr>
+              <w:t xml:space="preserve"> </w:t>
+            </w:r>
+            <w:r>
+              <w:rPr>
+                <w:rStyle w:val="VerbatimChar"/>
+                <w:lang w:val="nl"/>
+              </w:rPr>
+              <w:t xml:space="preserve">live_versie</w:t>
+            </w:r>
+            <w:r>
+              <w:rPr>
+                <w:lang w:val="nl"/>
+              </w:rPr>
+              <w:t xml:space="preserve">), zodat collega's "Anna heeft hier iets gewijzigd" zien. Geen gegevens van de sollicitant zelf. Bewaartermijn: een week na de laatste wijziging (kwartiertaak</w:t>
+            </w:r>
+            <w:r>
+              <w:rPr>
+                <w:lang w:val="nl"/>
+              </w:rPr>
+              <w:t xml:space="preserve"> </w:t>
+            </w:r>
+            <w:r>
+              <w:rPr>
+                <w:rStyle w:val="VerbatimChar"/>
+                <w:lang w:val="nl"/>
+              </w:rPr>
+              <w:t xml:space="preserve">live_opruimen()</w:t>
+            </w:r>
+            <w:r>
+              <w:rPr>
+                <w:lang w:val="nl"/>
+              </w:rPr>
+              <w:t xml:space="preserve">); bij het verwijderen van een dossier gaat de teller van die persoon meteen mee.</w:t>
             </w:r>
           </w:p>
         </w:tc>
